--- a/05_Website_Angular/docs/reviewer-4/04_Defense_Questions_Reviewer.docx
+++ b/05_Website_Angular/docs/reviewer-4/04_Defense_Questions_Reviewer.docx
@@ -1128,7 +1128,7 @@
         <w:t xml:space="preserve">Longer answer: </w:t>
       </w:r>
       <w:r>
-        <w:t>Also: one company in one industry; the HR group is about ten people; respondents use it once for 20 to 30 minutes; every item is closed so an unanticipated problem cannot be reported; the paired comparison is bounded at about 20 pairs instead of 40; and the skill vocabulary covers 72 percent of terms, so wording outside it gets less credit than it deserves.</w:t>
+        <w:t>Also: one company in one industry; the HR group is about ten people; respondents use it once for 20 to 30 minutes; every item is closed so an unanticipated problem cannot be reported; the paired comparison is bounded at about 20 pairs instead of 40; and the skill vocabulary covers 81.7 percent of terms, so wording outside it gets less credit than it deserves.</w:t>
       </w:r>
     </w:p>
     <w:p>
@@ -1206,11 +1206,9 @@
           <w:b/>
           <w:color w:val="16305C"/>
         </w:rPr>
-        <w:t xml:space="preserve">Short answer: </w:t>
-      </w:r>
-      <w:r>
-        <w:t>Widen the skill vocabulary, and evaluate against a real commercial ATS.</w:t>
-      </w:r>
+        <w:t>Short answer: Deploy to more than one company, and evaluate against a real commercial ATS.</w:t>
+      </w:r>
+      <w:r/>
     </w:p>
     <w:p>
       <w:pPr>
@@ -1224,7 +1222,7 @@
         <w:t xml:space="preserve">Longer answer: </w:t>
       </w:r>
       <w:r>
-        <w:t>The vocabulary currently carries synonyms for 72 percent of our skill terms. Outside that, wording must match exactly, so some applicants get less credit than they deserve. We would also want a multi-company deployment, because one company in one industry is our biggest limit on what the findings mean.</w:t>
+        <w:t>The vocabulary carries synonyms for 81.7 percent of our skill terms, 85 of the 104. Outside that, wording must match exactly, so some applicants get less credit than they deserve. We would also want a multi-company deployment, because one company in one industry is our biggest limit on what the findings mean.</w:t>
       </w:r>
     </w:p>
     <w:p>
@@ -2628,7 +2626,7 @@
           <w:i w:val="0"/>
           <w:sz w:val="22"/>
         </w:rPr>
-        <w:t>"The skill vocabulary. It carries synonyms for 72 percent of our skill terms. For the rest, an applicant has to write the skill exactly as the posting does, so someone whose wording differs gets less credit than their qualifications warrant. We measured that number and we publish it."</w:t>
+        <w:t>"The skill vocabulary. It carries synonyms for 81.7 percent of our skill terms. For the rest, an applicant has to write the skill exactly as the posting does, so someone whose wording differs gets less credit than their qualifications warrant. We measured that number and we publish it."</w:t>
       </w:r>
     </w:p>
     <w:p>
@@ -2674,7 +2672,7 @@
           <w:i w:val="0"/>
           <w:sz w:val="22"/>
         </w:rPr>
-        <w:t>"We would widen the skill vocabulary, deploy to more than one company, and evaluate against a real commercial ATS so our statements about how documents read to software could be measured rather than described."</w:t>
+        <w:t>"We would deploy to more than one company and evaluate against a real commercial ATS, so our statements about how documents read to software could be measured rather than described. We have already widened the skill vocabulary from 25 terms to 104 across ten industries, and measured coverage rose from 72.0 to 81.7 percent."</w:t>
       </w:r>
     </w:p>
     <w:p>

--- a/05_Website_Angular/docs/reviewer-4/04_Defense_Questions_Reviewer.docx
+++ b/05_Website_Angular/docs/reviewer-4/04_Defense_Questions_Reviewer.docx
@@ -286,10 +286,7 @@
           <w:b/>
           <w:color w:val="16305C"/>
         </w:rPr>
-        <w:t xml:space="preserve">Short answer: </w:t>
-      </w:r>
-      <w:r>
-        <w:t>We have nine. Eight are fully built and working. The ninth, testing and evaluation, is done on the testing side and the user evaluation is the next stage.</w:t>
+        <w:t>Short answer: We have eight specific objectives under one primary objective, all achieved. Six are backed by direct evidence from our evaluation instruments; two rest on lighter evidence and we say so.</w:t>
       </w:r>
     </w:p>
     <w:p>
@@ -301,10 +298,7 @@
           <w:b/>
           <w:color w:val="16305C"/>
         </w:rPr>
-        <w:t xml:space="preserve">Longer answer: </w:t>
-      </w:r>
-      <w:r>
-        <w:t>The eight built objectives are the resume builder, the learning materials, the three account types, the matching feature, accessibility, and data protection. All can be demonstrated right now. For the ninth we have 228 automated tests across eleven suites, all passing, plus browser walkthroughs. The ISO 25010 evaluation with users has not been administered yet.</w:t>
+        <w:t>Longer answer: The resume builder, the learning materials, the three account types and the matching feature are demonstrable right now and rated by real respondents: functional suitability 4.30 from job seekers, 4.17 from HR personnel, 4.78 from IT experts. Verification used 232 automated tests across eleven suites plus browser walkthroughs. The administrator account and the accessibility claim for low-experience users have no dedicated evaluation instrument behind them, which we say plainly rather than claim more than we measured.</w:t>
       </w:r>
     </w:p>
     <w:p>
@@ -926,10 +920,7 @@
           <w:b/>
           <w:color w:val="16305C"/>
         </w:rPr>
-        <w:t xml:space="preserve">Short answer: </w:t>
-      </w:r>
-      <w:r>
-        <w:t>Three levels: 228 automated tests across eleven suites, nine browser walkthroughs, and the evaluation with users.</w:t>
+        <w:t>Short answer: Three levels: 232 automated tests across eleven suites, browser walkthroughs, and evaluation with users — all three respondent groups, all five instruments, all administered and reported.</w:t>
       </w:r>
     </w:p>
     <w:p>
@@ -1593,10 +1584,7 @@
           <w:b/>
           <w:color w:val="16305C"/>
         </w:rPr>
-        <w:t xml:space="preserve">Your answer: </w:t>
-      </w:r>
-      <w:r>
-        <w:t>That is what Instrument E measures: we give recruiters five resumes and one posting, they rank them, and we compare their order to ours with Spearman's correlation. That instrument has not been administered yet, and we would not claim a result before we have one.</w:t>
+        <w:t>Your answer: "We planned a fifth instrument to make exactly that comparison directly — a recruiter ranks five resumes with no score shown, and we compare their order to the system's. We decided not to report a result we could not stand behind and withdrew it from the paper rather than leave a claim without solid data behind it. What we do have is Instrument D, where every one of ten HR respondents placed the system's top-ranked applicant within their own top three — that's their judgement of agreement, not a direct measurement of it, and we say so."</w:t>
       </w:r>
     </w:p>
     <w:p>
@@ -2049,7 +2037,7 @@
           <w:color w:val="16305C"/>
           <w:sz w:val="23"/>
         </w:rPr>
-        <w:t>Q: Why ten application statuses?</w:t>
+        <w:t>Q: Why nine application statuses?</w:t>
       </w:r>
     </w:p>
     <w:p>
@@ -2398,10 +2386,7 @@
           <w:b/>
           <w:color w:val="16305C"/>
         </w:rPr>
-        <w:t xml:space="preserve">Short answer: </w:t>
-      </w:r>
-      <w:r>
-        <w:t>Mostly descriptive: frequencies and weighted means with standard deviations. One inferential test, Wilcoxon signed-rank, on the paired items only.</w:t>
+        <w:t>Short answer: Mostly descriptive: frequencies and weighted means with standard deviations. One inferential test, a Wilcoxon test, on the four before-and-after items — the paired signed-rank form where enough respondents link their two surveys, the unpaired rank-sum form where they don't.</w:t>
       </w:r>
     </w:p>
     <w:p>
@@ -2413,10 +2398,7 @@
           <w:b/>
           <w:color w:val="16305C"/>
         </w:rPr>
-        <w:t xml:space="preserve">Longer answer: </w:t>
-      </w:r>
-      <w:r>
-        <w:t>We also use Spearman's rank correlation for the ranking-agreement check, reported as a median with its range, and the System Usability Scale scored by its own published method. The interpretation scale was fixed in advance: 4.50 to 5.00 excellent, 3.50 to 4.49 good, 2.50 to 3.49 fair, 1.50 to 2.49 poor, below that very poor.</w:t>
+        <w:t>Longer answer: The System Usability Scale is scored by its own published method. The interpretation scale was fixed in advance: 4.50 to 5.00 excellent, 3.50 to 4.49 good, 2.50 to 3.49 fair, 1.50 to 2.49 poor, 1.00 to 1.49 very poor.</w:t>
       </w:r>
     </w:p>
     <w:p>
@@ -2580,7 +2562,7 @@
           <w:i w:val="0"/>
           <w:sz w:val="22"/>
         </w:rPr>
-        <w:t>"Because it answers a problem we measured before we built anything, the system is complete and working, and every claim we make is either demonstrable or reported as not yet done. We have 228 automated tests across eleven suites, and where the study is limited we say so rather than hide it."</w:t>
+        <w:t>"Because it answers a problem we measured before we built anything, the system is complete and working, and every claim we make is either demonstrable or reported as a limitation. We have 232 automated tests across eleven suites and results from all five evaluation instruments, and where the study is limited we say so rather than hide it."</w:t>
       </w:r>
     </w:p>
     <w:p>
@@ -2787,7 +2769,7 @@
           <w:i w:val="0"/>
           <w:sz w:val="22"/>
         </w:rPr>
-        <w:t>"It addresses the problem, and we can demonstrate that. Whether users experience it as solved is exactly what the ISO 25010 evaluation is for, and that has not been administered yet. We will not claim a result we do not have."</w:t>
+        <w:t>"It addresses the problem, and we can demonstrate that. Whether users experience it as solved is what the ISO 25010 evaluation measures, and we have it: 4.28 from job seekers, 4.22 from HR personnel, 4.80 from IT experts, all in the good band or above."</w:t>
       </w:r>
     </w:p>
     <w:p>
@@ -2907,6 +2889,94 @@
     <w:p>
       <w:r>
         <w:br w:type="page"/>
+      </w:r>
+    </w:p>
+    <w:p>
+      <w:pPr>
+        <w:pStyle w:val="Heading1"/>
+      </w:pPr>
+      <w:r>
+        <w:t>NEW: QUESTIONS THAT FOLLOW FROM CHANGES MADE SINCE THE LAST VERSION OF THIS REVIEWER</w:t>
+      </w:r>
+    </w:p>
+    <w:p>
+      <w:pPr>
+        <w:pStyle w:val="Heading2"/>
+      </w:pPr>
+      <w:r>
+        <w:t>Q: Did you find any real bugs while finishing the evaluation?</w:t>
+      </w:r>
+    </w:p>
+    <w:p>
+      <w:pPr/>
+      <w:r>
+        <w:t>Why they ask: To see whether you actually tested the system or just wrote that you did.</w:t>
+      </w:r>
+    </w:p>
+    <w:p>
+      <w:pPr/>
+      <w:r>
+        <w:t>Short answer: Yes — the "Add to Google Calendar" link in interview invitations was broken, and we found it, fixed it, and wrote tests that prove it.</w:t>
+      </w:r>
+    </w:p>
+    <w:p>
+      <w:pPr/>
+      <w:r>
+        <w:t>Longer answer: The date-range part of the calendar link was being encoded in a way Google's calendar page does not accept, so the button opened an event with the title and location filled in but no date or time at all. We fixed the encoding and added four tests that fail against the old code and pass against the fix. Two of them check the exact shape of that parameter, which nothing had checked before — that is how it shipped broken in the first place.</w:t>
+      </w:r>
+    </w:p>
+    <w:p>
+      <w:pPr>
+        <w:pStyle w:val="Heading2"/>
+      </w:pPr>
+      <w:r>
+        <w:t>Follow-up: Doesn't that undermine your claim that the system works?</w:t>
+      </w:r>
+    </w:p>
+    <w:p>
+      <w:pPr/>
+      <w:r>
+        <w:t>Your answer: "No — finding and fixing a real bug during testing is what testing is for. The concerning outcome would have been shipping it broken and not knowing. We caught it, fixed it, and it is now covered by a regression test so it cannot silently break again."</w:t>
+      </w:r>
+    </w:p>
+    <w:p>
+      <w:pPr>
+        <w:pStyle w:val="Heading2"/>
+      </w:pPr>
+      <w:r>
+        <w:t>Q: Why does your paper have five instruments now instead of six?</w:t>
+      </w:r>
+    </w:p>
+    <w:p>
+      <w:pPr/>
+      <w:r>
+        <w:t>Why they ask: To see if you're keeping the paper's own claims straight.</w:t>
+      </w:r>
+    </w:p>
+    <w:p>
+      <w:pPr/>
+      <w:r>
+        <w:t>Short answer: We planned a sixth, a ranking-agreement check, and withdrew it because we never administered it with data we were confident reporting.</w:t>
+      </w:r>
+    </w:p>
+    <w:p>
+      <w:pPr/>
+      <w:r>
+        <w:t>Longer answer: Rather than leave a research question with no data behind it, we removed the question, the instrument's description, and every reference to it from the paper — the Method section, Appendix A, the Data Analysis section, all of it. The instrument that used to be lettered F, the IT expert evaluation, was relettered to E so the five instruments read A through E with no gap.</w:t>
+      </w:r>
+    </w:p>
+    <w:p>
+      <w:pPr>
+        <w:pStyle w:val="Heading2"/>
+      </w:pPr>
+      <w:r>
+        <w:t>Follow-up: Isn't withdrawing an instrument a weakness?</w:t>
+      </w:r>
+    </w:p>
+    <w:p>
+      <w:pPr/>
+      <w:r>
+        <w:t>Your answer: "We think the opposite would be the real weakness — reporting a result from data we didn't trust. Every other instrument in the paper is real data, honestly reported with its limitations. We'd rather have five solid results than six, one of which is shaky."</w:t>
       </w:r>
     </w:p>
     <w:p>

--- a/05_Website_Angular/docs/reviewer-4/04_Defense_Questions_Reviewer.docx
+++ b/05_Website_Angular/docs/reviewer-4/04_Defense_Questions_Reviewer.docx
@@ -2977,6 +2977,105 @@
       <w:pPr/>
       <w:r>
         <w:t>Your answer: "We think the opposite would be the real weakness — reporting a result from data we didn't trust. Every other instrument in the paper is real data, honestly reported with its limitations. We'd rather have five solid results than six, one of which is shaky."</w:t>
+      </w:r>
+    </w:p>
+    <w:p>
+      <w:pPr>
+        <w:pStyle w:val="Heading2"/>
+      </w:pPr>
+      <w:r>
+        <w:t>Q: Where did the extra appendices come from? Is that letter of permission real?</w:t>
+      </w:r>
+    </w:p>
+    <w:p>
+      <w:r>
+        <w:t>Your answer: "A few things that need real signatures we don't have yet — the plagiarism certificate, an editor's note, and our CVs. Those aren't something we can draft ourselves."</w:t>
+      </w:r>
+    </w:p>
+    <w:p>
+      <w:r>
+        <w:t>Follow-up: What's still missing from the appendices?</w:t>
+      </w:r>
+    </w:p>
+    <w:p>
+      <w:r>
+        <w:t>Longer answer: Appendix E is a User Manual we wrote ourselves, directly from the deployed system — it isn't a survey result, so nothing in it needed to come from respondent data. Both were added to close gaps a reviewer found: a completed capstone from this same program is expected to carry a signed permission letter and user-facing documentation, and ours didn't have either until now.</w:t>
+      </w:r>
+    </w:p>
+    <w:p>
+      <w:r>
+        <w:t>Short answer: Yes, it's real. Appendix D is the actual letter sent to and signed by Clark Outsourcing's HR department, noted by our adviser and countersigned by the Dean of the School of Computing.</w:t>
+      </w:r>
+    </w:p>
+    <w:p>
+      <w:r>
+        <w:t>Why they ask: To check the paper isn't padded with invented documents.</w:t>
+      </w:r>
+    </w:p>
+    <w:p>
+      <w:pPr>
+        <w:pStyle w:val="Heading2"/>
+      </w:pPr>
+      <w:r>
+        <w:t>Q: Your paper mentions two different SUS benchmarks, 68 and 70.14. Which one is correct?</w:t>
+      </w:r>
+    </w:p>
+    <w:p>
+      <w:r>
+        <w:t>Your answer: "It's the opposite — using only one lets us be accused of picking the convenient one. Two independent, named, dated benchmarks removes that accusation entirely."</w:t>
+      </w:r>
+    </w:p>
+    <w:p>
+      <w:r>
+        <w:t>Follow-up: Isn't using two benchmarks just covering both bases?</w:t>
+      </w:r>
+    </w:p>
+    <w:p>
+      <w:r>
+        <w:t>Longer answer: 70.14 comes from Bangor, Kortum and Miller (2008) across 2,324 administrations; 68 is the figure most commonly cited as the average score (Sauro, 2011). Our mean of 74.7 clears both. Declaring both in advance, in the Method section, is what makes this defensible — we are not choosing the friendlier number after the fact.</w:t>
+      </w:r>
+    </w:p>
+    <w:p>
+      <w:r>
+        <w:t>Short answer: Both are real, published benchmarks, and we report our score against both on purpose, so the reading doesn't depend on which one we'd rather use.</w:t>
+      </w:r>
+    </w:p>
+    <w:p>
+      <w:r>
+        <w:t>Why they ask: To check whether the benchmark was picked after seeing the result.</w:t>
+      </w:r>
+    </w:p>
+    <w:p>
+      <w:pPr>
+        <w:pStyle w:val="Heading2"/>
+      </w:pPr>
+      <w:r>
+        <w:t>Q: Your IT expert panel is only three people. Why does Cronbach's alpha for that group look shaky?</w:t>
+      </w:r>
+    </w:p>
+    <w:p>
+      <w:r>
+        <w:t>Your answer: "Because leaving it out after promising to report it would be a bigger problem than reporting a number with an honest caveat attached. The alternative — silence — is what a strict panel actually penalises."</w:t>
+      </w:r>
+    </w:p>
+    <w:p>
+      <w:r>
+        <w:t>Follow-up: So why report it at all if you know it's unreliable?</w:t>
+      </w:r>
+    </w:p>
+    <w:p>
+      <w:r>
+        <w:t>Longer answer: We computed it anyway, from the real response data, because our Method section commits to reporting internal consistency for every instrument rather than only the ones that look good. The two lowest figures — functional suitability and usability — each trace to one specific item that a single expert rated differently from the other two, and we name which items in the text. We did not average this away or drop the low scores; we explained the mechanics.</w:t>
+      </w:r>
+    </w:p>
+    <w:p>
+      <w:r>
+        <w:t>Short answer: Because it is shaky, and we say so in the paper rather than hiding it. With three respondents, several items got the identical rating from all three, which leaves no variance to compute a correlation from — alpha at that sample size is not a stable statistic.</w:t>
+      </w:r>
+    </w:p>
+    <w:p>
+      <w:r>
+        <w:t>Why they ask: To see if you understand the statistic you reported, or just copied a number.</w:t>
       </w:r>
     </w:p>
     <w:p>

--- a/05_Website_Angular/docs/reviewer-4/04_Defense_Questions_Reviewer.docx
+++ b/05_Website_Angular/docs/reviewer-4/04_Defense_Questions_Reviewer.docx
@@ -12,7 +12,7 @@
           <w:color w:val="16305C"/>
           <w:sz w:val="48"/>
         </w:rPr>
-        <w:t>Defense Questions Reviewer</w:t>
+        <w:t>Defence Questions Reviewer</w:t>
       </w:r>
     </w:p>
     <w:p>
@@ -24,7 +24,7 @@
           <w:color w:val="5C6675"/>
           <w:sz w:val="24"/>
         </w:rPr>
-        <w:t>What they will ask, and what to say</w:t>
+        <w:t>What they will ask, and exactly what to say</w:t>
       </w:r>
     </w:p>
     <w:p>
@@ -46,7 +46,7 @@
           <w:i/>
           <w:sz w:val="22"/>
         </w:rPr>
-        <w:t>Two kinds of question. Type 1 is what panels ask every group. Type 2 is about OUR study specifically. Then a section of hard questions. Answer honestly. An honest limitation beats a bluffed answer.</w:t>
+        <w:t>Rebuilt against LinawPHMAINPAPERupdatedNEWFINAL.docx. Every answer here matches the manuscript as it now stands. Answers marked with a red line are ones where the honest answer is a concession — those are the ones worth rehearsing out loud, because a concession delivered confidently is worth more than a deflection.</w:t>
       </w:r>
     </w:p>
     <w:p>
@@ -54,15 +54,60 @@
         <w:pStyle w:val="Heading1"/>
       </w:pPr>
       <w:r>
-        <w:t>TYPE 1 — COMMON DEFENSE QUESTIONS</w:t>
+        <w:t>How to Answer Anything</w:t>
       </w:r>
     </w:p>
     <w:p>
       <w:pPr>
-        <w:pStyle w:val="Heading2"/>
+        <w:pStyle w:val="ListNumber"/>
+        <w:spacing w:after="60"/>
       </w:pPr>
       <w:r>
-        <w:t>About the project</w:t>
+        <w:t>Answer the question that was asked, in one or two sentences, before you elaborate.</w:t>
+      </w:r>
+    </w:p>
+    <w:p>
+      <w:pPr>
+        <w:pStyle w:val="ListNumber"/>
+        <w:spacing w:after="60"/>
+      </w:pPr>
+      <w:r>
+        <w:t>If the answer is a number, lead with the number.</w:t>
+      </w:r>
+    </w:p>
+    <w:p>
+      <w:pPr>
+        <w:pStyle w:val="ListNumber"/>
+        <w:spacing w:after="60"/>
+      </w:pPr>
+      <w:r>
+        <w:t>If you do not know, say "I do not have that figure in front of me, but I can tell you where it is in the paper." Never invent a number. A panel forgives a gap; it does not forgive a fabrication.</w:t>
+      </w:r>
+    </w:p>
+    <w:p>
+      <w:pPr>
+        <w:pStyle w:val="ListNumber"/>
+        <w:spacing w:after="60"/>
+      </w:pPr>
+      <w:r>
+        <w:t>If the question exposes a genuine weakness, concede it first and then say what bounds it. "That is a real limitation, and here is what we did about it" beats any defence.</w:t>
+      </w:r>
+    </w:p>
+    <w:p>
+      <w:pPr>
+        <w:pStyle w:val="ListNumber"/>
+        <w:spacing w:after="60"/>
+      </w:pPr>
+      <w:r>
+        <w:t>Never say "the evaluation is the next stage." It is done. Say the numbers.</w:t>
+      </w:r>
+    </w:p>
+    <w:p>
+      <w:pPr>
+        <w:pStyle w:val="Heading1"/>
+      </w:pPr>
+      <w:r>
+        <w:t>1. The Five Most Likely Questions</w:t>
       </w:r>
     </w:p>
     <w:p>
@@ -75,7 +120,7 @@
           <w:color w:val="16305C"/>
           <w:sz w:val="23"/>
         </w:rPr>
-        <w:t>Q: What is your project?</w:t>
+        <w:t>Q: What is your study about?</w:t>
       </w:r>
     </w:p>
     <w:p>
@@ -90,7 +135,7 @@
         <w:t xml:space="preserve">Why they ask: </w:t>
       </w:r>
       <w:r>
-        <w:t>To see if you can explain your own work simply.</w:t>
+        <w:t>It is the opener. They are testing whether you can compress three semesters into thirty seconds.</w:t>
       </w:r>
     </w:p>
     <w:p>
@@ -105,7 +150,7 @@
         <w:t xml:space="preserve">Short answer: </w:t>
       </w:r>
       <w:r>
-        <w:t>A free website that helps Filipino job seekers build a resume software can read, and shows them the same match score the company sees.</w:t>
+        <w:t>A free website with two sides that shows the applicant the same score the recruiter sees, and never rejects anyone automatically.</w:t>
       </w:r>
     </w:p>
     <w:p>
@@ -120,7 +165,123 @@
         <w:t xml:space="preserve">Longer answer: </w:t>
       </w:r>
       <w:r>
-        <w:t>It has two sides. Applicants build a resume step by step and see a score out of 100 against each opening, with the reason. Recruiters post openings and get applicants already scored and ranked. Both sides see the same number. The system never rejects anybody automatically.</w:t>
+        <w:t>"Our study is called Linaw PH. Linaw means clear. It is a free website with two sides. On one side a Filipino job seeker builds a resume that screening software can actually read. On the other side a recruiter at our partner company, Clark Outsourcing, posts a job and gets the applicants already scored and ranked. The important part is that both sides see the same score and the same reason for it. Our system never rejects anyone automatically — a person always decides. So a low score becomes advice the applicant can act on, instead of silence."</w:t>
+      </w:r>
+    </w:p>
+    <w:p>
+      <w:pPr>
+        <w:spacing w:before="200"/>
+      </w:pPr>
+      <w:r>
+        <w:rPr>
+          <w:b/>
+          <w:color w:val="16305C"/>
+          <w:sz w:val="23"/>
+        </w:rPr>
+        <w:t>Q: What is your contribution? What is new here?</w:t>
+      </w:r>
+    </w:p>
+    <w:p>
+      <w:pPr>
+        <w:spacing w:after="60"/>
+      </w:pPr>
+      <w:r>
+        <w:rPr>
+          <w:b/>
+          <w:color w:val="16305C"/>
+        </w:rPr>
+        <w:t xml:space="preserve">Why they ask: </w:t>
+      </w:r>
+      <w:r>
+        <w:t>They want to know this is not just another resume builder.</w:t>
+      </w:r>
+    </w:p>
+    <w:p>
+      <w:pPr>
+        <w:spacing w:after="60"/>
+      </w:pPr>
+      <w:r>
+        <w:rPr>
+          <w:b/>
+          <w:color w:val="16305C"/>
+        </w:rPr>
+        <w:t xml:space="preserve">Short answer: </w:t>
+      </w:r>
+      <w:r>
+        <w:t>Joining the two halves, and being transparent to the side that is usually kept in the dark.</w:t>
+      </w:r>
+    </w:p>
+    <w:p>
+      <w:pPr>
+        <w:spacing w:after="60"/>
+      </w:pPr>
+      <w:r>
+        <w:rPr>
+          <w:b/>
+          <w:color w:val="16305C"/>
+        </w:rPr>
+        <w:t xml:space="preserve">Longer answer: </w:t>
+      </w:r>
+      <w:r>
+        <w:t>"Two things. First, existing tools either build a resume or match jobs — they rarely do both, and the ones that do are paid or built for foreign markets. We join them in one free system built for the Philippine context. Second, and this is the part I would defend hardest: we show the applicant the same score the recruiter sees, with the same breakdown. Commercial systems compute a score and show it only to the employer. Our whole design argument is that the applicant is the person who most needs that number, because they are the only one who can act on it."</w:t>
+      </w:r>
+    </w:p>
+    <w:p>
+      <w:pPr>
+        <w:spacing w:before="200"/>
+      </w:pPr>
+      <w:r>
+        <w:rPr>
+          <w:b/>
+          <w:color w:val="16305C"/>
+          <w:sz w:val="23"/>
+        </w:rPr>
+        <w:t>Q: Did you achieve your objectives?</w:t>
+      </w:r>
+    </w:p>
+    <w:p>
+      <w:pPr>
+        <w:spacing w:after="60"/>
+      </w:pPr>
+      <w:r>
+        <w:rPr>
+          <w:b/>
+          <w:color w:val="16305C"/>
+        </w:rPr>
+        <w:t xml:space="preserve">Why they ask: </w:t>
+      </w:r>
+      <w:r>
+        <w:t>They are checking that each objective has evidence, not just a claim.</w:t>
+      </w:r>
+    </w:p>
+    <w:p>
+      <w:pPr>
+        <w:spacing w:after="60"/>
+      </w:pPr>
+      <w:r>
+        <w:rPr>
+          <w:b/>
+          <w:color w:val="16305C"/>
+        </w:rPr>
+        <w:t xml:space="preserve">Short answer: </w:t>
+      </w:r>
+      <w:r>
+        <w:t>All three, and each one has a specific figure behind it.</w:t>
+      </w:r>
+    </w:p>
+    <w:p>
+      <w:pPr>
+        <w:spacing w:after="60"/>
+      </w:pPr>
+      <w:r>
+        <w:rPr>
+          <w:b/>
+          <w:color w:val="16305C"/>
+        </w:rPr>
+        <w:t xml:space="preserve">Longer answer: </w:t>
+      </w:r>
+      <w:r>
+        <w:t>"We have three objectives. Objective 1 was to build the system: every module was built and exercised by real respondents, and both user groups rated it in the good band — 4.28 from job seekers, 4.22 from HR. Objective 2 was the transparent matching feature: worry about automated screening fell from 3.93 to 2.65 with a large effect size, and all ten recruiters placed our top-ranked applicant inside their own top three. Objective 3 was the ISO 25010 evaluation: all five characteristics were rated across three respondent groups, and the figures are in Table 15."</w:t>
       </w:r>
     </w:p>
     <w:p>
@@ -135,7 +296,7 @@
         <w:t xml:space="preserve">Follow-up: </w:t>
       </w:r>
       <w:r>
-        <w:t>Why is it called Linaw PH?</w:t>
+        <w:t>Which objective is weakest?</w:t>
       </w:r>
     </w:p>
     <w:p>
@@ -150,918 +311,7 @@
         <w:t xml:space="preserve">Your answer: </w:t>
       </w:r>
       <w:r>
-        <w:t>Linaw is Filipino for clear. Clarity is the whole point: the applicant can see the score and the reason instead of being rejected in silence.</w:t>
-      </w:r>
-    </w:p>
-    <w:p>
-      <w:pPr>
-        <w:spacing w:before="200"/>
-      </w:pPr>
-      <w:r>
-        <w:rPr>
-          <w:b/>
-          <w:color w:val="16305C"/>
-          <w:sz w:val="23"/>
-        </w:rPr>
-        <w:t>Q: What problem are you solving?</w:t>
-      </w:r>
-    </w:p>
-    <w:p>
-      <w:pPr>
-        <w:spacing w:after="60"/>
-      </w:pPr>
-      <w:r>
-        <w:rPr>
-          <w:b/>
-          <w:color w:val="16305C"/>
-        </w:rPr>
-        <w:t xml:space="preserve">Why they ask: </w:t>
-      </w:r>
-      <w:r>
-        <w:t>To check the problem is real, not invented to justify a project.</w:t>
-      </w:r>
-    </w:p>
-    <w:p>
-      <w:pPr>
-        <w:spacing w:after="60"/>
-      </w:pPr>
-      <w:r>
-        <w:rPr>
-          <w:b/>
-          <w:color w:val="16305C"/>
-        </w:rPr>
-        <w:t xml:space="preserve">Short answer: </w:t>
-      </w:r>
-      <w:r>
-        <w:t>Job seekers cannot get their resumes read and are never told why. Recruiters cannot afford good screening tools.</w:t>
-      </w:r>
-    </w:p>
-    <w:p>
-      <w:pPr>
-        <w:spacing w:after="60"/>
-      </w:pPr>
-      <w:r>
-        <w:rPr>
-          <w:b/>
-          <w:color w:val="16305C"/>
-        </w:rPr>
-        <w:t xml:space="preserve">Longer answer: </w:t>
-      </w:r>
-      <w:r>
-        <w:t>It is one problem from two sides. Applicants find resumes hard to format, good tools cost money, and screening software filters them out silently. Recruiters spend a long time reading by hand because proper software is expensive. We surveyed 103 people first to check this was real, and in our target group of 46 the difficulties all rated near or above 4 out of 5.</w:t>
-      </w:r>
-    </w:p>
-    <w:p>
-      <w:pPr>
-        <w:spacing w:after="60"/>
-      </w:pPr>
-      <w:r>
-        <w:rPr>
-          <w:b/>
-          <w:color w:val="16305C"/>
-        </w:rPr>
-        <w:t xml:space="preserve">Follow-up: </w:t>
-      </w:r>
-      <w:r>
-        <w:t>How do you know the problem is real and not assumed?</w:t>
-      </w:r>
-    </w:p>
-    <w:p>
-      <w:pPr>
-        <w:spacing w:after="60"/>
-      </w:pPr>
-      <w:r>
-        <w:rPr>
-          <w:b/>
-          <w:color w:val="16305C"/>
-        </w:rPr>
-        <w:t xml:space="preserve">Your answer: </w:t>
-      </w:r>
-      <w:r>
-        <w:t>Because we measured it before building. 80.4 percent of our target group had never paid for resume help, and of those who used an online builder, exactly half hit a paywall on the feature they needed.</w:t>
-      </w:r>
-    </w:p>
-    <w:p>
-      <w:pPr>
-        <w:pStyle w:val="Heading2"/>
-      </w:pPr>
-      <w:r>
-        <w:t>About the objectives and scope</w:t>
-      </w:r>
-    </w:p>
-    <w:p>
-      <w:pPr>
-        <w:spacing w:before="200"/>
-      </w:pPr>
-      <w:r>
-        <w:rPr>
-          <w:b/>
-          <w:color w:val="16305C"/>
-          <w:sz w:val="23"/>
-        </w:rPr>
-        <w:t>Q: What are your objectives, and did you achieve them?</w:t>
-      </w:r>
-    </w:p>
-    <w:p>
-      <w:pPr>
-        <w:spacing w:after="60"/>
-      </w:pPr>
-      <w:r>
-        <w:rPr>
-          <w:b/>
-          <w:color w:val="16305C"/>
-        </w:rPr>
-        <w:t xml:space="preserve">Why they ask: </w:t>
-      </w:r>
-      <w:r>
-        <w:t>This is the single most common question in any defence.</w:t>
-      </w:r>
-    </w:p>
-    <w:p>
-      <w:pPr>
-        <w:spacing w:after="60"/>
-      </w:pPr>
-      <w:r>
-        <w:rPr>
-          <w:b/>
-          <w:color w:val="16305C"/>
-        </w:rPr>
-        <w:t>Short answer: We have eight specific objectives under one primary objective, all achieved. Six are backed by direct evidence from our evaluation instruments; two rest on lighter evidence and we say so.</w:t>
-      </w:r>
-    </w:p>
-    <w:p>
-      <w:pPr>
-        <w:spacing w:after="60"/>
-      </w:pPr>
-      <w:r>
-        <w:rPr>
-          <w:b/>
-          <w:color w:val="16305C"/>
-        </w:rPr>
-        <w:t>Longer answer: The resume builder, the learning materials, the three account types and the matching feature are demonstrable right now and rated by real respondents: functional suitability 4.30 from job seekers, 4.17 from HR personnel, 4.78 from IT experts. Verification used 232 automated tests across eleven suites plus browser walkthroughs. The administrator account and the accessibility claim for low-experience users have no dedicated evaluation instrument behind them, which we say plainly rather than claim more than we measured.</w:t>
-      </w:r>
-    </w:p>
-    <w:p>
-      <w:pPr>
-        <w:spacing w:after="60"/>
-      </w:pPr>
-      <w:r>
-        <w:rPr>
-          <w:b/>
-          <w:color w:val="16305C"/>
-        </w:rPr>
-        <w:t xml:space="preserve">Follow-up: </w:t>
-      </w:r>
-      <w:r>
-        <w:t>So your study is not finished?</w:t>
-      </w:r>
-    </w:p>
-    <w:p>
-      <w:pPr>
-        <w:spacing w:after="60"/>
-      </w:pPr>
-      <w:r>
-        <w:rPr>
-          <w:b/>
-          <w:color w:val="16305C"/>
-        </w:rPr>
-        <w:t xml:space="preserve">Your answer: </w:t>
-      </w:r>
-      <w:r>
-        <w:t>The system is finished and verified. The evaluation with users is the remaining stage, and we report nothing for it because we do not have the data yet.</w:t>
-      </w:r>
-    </w:p>
-    <w:p>
-      <w:pPr>
-        <w:spacing w:before="200"/>
-      </w:pPr>
-      <w:r>
-        <w:rPr>
-          <w:b/>
-          <w:color w:val="16305C"/>
-          <w:sz w:val="23"/>
-        </w:rPr>
-        <w:t>Q: What is the scope of your study?</w:t>
-      </w:r>
-    </w:p>
-    <w:p>
-      <w:pPr>
-        <w:spacing w:after="60"/>
-      </w:pPr>
-      <w:r>
-        <w:rPr>
-          <w:b/>
-          <w:color w:val="16305C"/>
-        </w:rPr>
-        <w:t xml:space="preserve">Why they ask: </w:t>
-      </w:r>
-      <w:r>
-        <w:t>To see whether you know your own boundaries.</w:t>
-      </w:r>
-    </w:p>
-    <w:p>
-      <w:pPr>
-        <w:spacing w:after="60"/>
-      </w:pPr>
-      <w:r>
-        <w:rPr>
-          <w:b/>
-          <w:color w:val="16305C"/>
-        </w:rPr>
-        <w:t xml:space="preserve">Short answer: </w:t>
-      </w:r>
-      <w:r>
-        <w:t>Building a resume, matching it to openings, applying, and the recruiter side of screening. It stops at the recruitment stage.</w:t>
-      </w:r>
-    </w:p>
-    <w:p>
-      <w:pPr>
-        <w:spacing w:after="60"/>
-      </w:pPr>
-      <w:r>
-        <w:rPr>
-          <w:b/>
-          <w:color w:val="16305C"/>
-        </w:rPr>
-        <w:t xml:space="preserve">Longer answer: </w:t>
-      </w:r>
-      <w:r>
-        <w:t>Inside the scope: the builder with three formats and fourteen designs, the learning hub, all three accounts, the matching feature, recommendations, the audit trail and the privacy features. Outside it: no machine learning in scoring, no external job boards, no hiring decision made by the system, no verification of what applicants type, and no maintenance after the project ends.</w:t>
-      </w:r>
-    </w:p>
-    <w:p>
-      <w:pPr>
-        <w:spacing w:after="60"/>
-      </w:pPr>
-      <w:r>
-        <w:rPr>
-          <w:b/>
-          <w:color w:val="16305C"/>
-        </w:rPr>
-        <w:t xml:space="preserve">Follow-up: </w:t>
-      </w:r>
-      <w:r>
-        <w:t>Why only one company?</w:t>
-      </w:r>
-    </w:p>
-    <w:p>
-      <w:pPr>
-        <w:spacing w:after="60"/>
-      </w:pPr>
-      <w:r>
-        <w:rPr>
-          <w:b/>
-          <w:color w:val="16305C"/>
-        </w:rPr>
-        <w:t xml:space="preserve">Your answer: </w:t>
-      </w:r>
-      <w:r>
-        <w:t>Clark Outsourcing is our partner and gave us access to real recruiters. We state plainly that this makes it a single-company pilot, not a multi-company deployment.</w:t>
-      </w:r>
-    </w:p>
-    <w:p>
-      <w:pPr>
-        <w:pStyle w:val="Heading2"/>
-      </w:pPr>
-      <w:r>
-        <w:t>About users and features</w:t>
-      </w:r>
-    </w:p>
-    <w:p>
-      <w:pPr>
-        <w:spacing w:before="200"/>
-      </w:pPr>
-      <w:r>
-        <w:rPr>
-          <w:b/>
-          <w:color w:val="16305C"/>
-          <w:sz w:val="23"/>
-        </w:rPr>
-        <w:t>Q: Who are your users?</w:t>
-      </w:r>
-    </w:p>
-    <w:p>
-      <w:pPr>
-        <w:spacing w:after="60"/>
-      </w:pPr>
-      <w:r>
-        <w:rPr>
-          <w:b/>
-          <w:color w:val="16305C"/>
-        </w:rPr>
-        <w:t xml:space="preserve">Why they ask: </w:t>
-      </w:r>
-      <w:r>
-        <w:t>To check the system matches real people.</w:t>
-      </w:r>
-    </w:p>
-    <w:p>
-      <w:pPr>
-        <w:spacing w:after="60"/>
-      </w:pPr>
-      <w:r>
-        <w:rPr>
-          <w:b/>
-          <w:color w:val="16305C"/>
-        </w:rPr>
-        <w:t xml:space="preserve">Short answer: </w:t>
-      </w:r>
-      <w:r>
-        <w:t>Three: job seekers, recruiters at the partner company, and an administrator run by us.</w:t>
-      </w:r>
-    </w:p>
-    <w:p>
-      <w:pPr>
-        <w:spacing w:after="60"/>
-      </w:pPr>
-      <w:r>
-        <w:rPr>
-          <w:b/>
-          <w:color w:val="16305C"/>
-        </w:rPr>
-        <w:t xml:space="preserve">Longer answer: </w:t>
-      </w:r>
-      <w:r>
-        <w:t>Job seekers are mainly students about to graduate, fresh graduates, and people with under a year of experience. Recruiters are HR staff at Clark Outsourcing who screen applicants as part of their daily work. The administrator is the research team, which approves recruiter access and assigns departments.</w:t>
-      </w:r>
-    </w:p>
-    <w:p>
-      <w:pPr>
-        <w:spacing w:after="60"/>
-      </w:pPr>
-      <w:r>
-        <w:rPr>
-          <w:b/>
-          <w:color w:val="16305C"/>
-        </w:rPr>
-        <w:t xml:space="preserve">Follow-up: </w:t>
-      </w:r>
-      <w:r>
-        <w:t>Why is the administrator not evaluated by respondents?</w:t>
-      </w:r>
-    </w:p>
-    <w:p>
-      <w:pPr>
-        <w:spacing w:after="60"/>
-      </w:pPr>
-      <w:r>
-        <w:rPr>
-          <w:b/>
-          <w:color w:val="16305C"/>
-        </w:rPr>
-        <w:t xml:space="preserve">Your answer: </w:t>
-      </w:r>
-      <w:r>
-        <w:t>Because we operate it ourselves as a system-governance role. It is verified through system testing rather than user evaluation, and we say so in the paper.</w:t>
-      </w:r>
-    </w:p>
-    <w:p>
-      <w:pPr>
-        <w:spacing w:before="200"/>
-      </w:pPr>
-      <w:r>
-        <w:rPr>
-          <w:b/>
-          <w:color w:val="16305C"/>
-          <w:sz w:val="23"/>
-        </w:rPr>
-        <w:t>Q: What are your main features?</w:t>
-      </w:r>
-    </w:p>
-    <w:p>
-      <w:pPr>
-        <w:spacing w:after="60"/>
-      </w:pPr>
-      <w:r>
-        <w:rPr>
-          <w:b/>
-          <w:color w:val="16305C"/>
-        </w:rPr>
-        <w:t xml:space="preserve">Why they ask: </w:t>
-      </w:r>
-      <w:r>
-        <w:t>To hear you prioritise, not list everything.</w:t>
-      </w:r>
-    </w:p>
-    <w:p>
-      <w:pPr>
-        <w:spacing w:after="60"/>
-      </w:pPr>
-      <w:r>
-        <w:rPr>
-          <w:b/>
-          <w:color w:val="16305C"/>
-        </w:rPr>
-        <w:t xml:space="preserve">Short answer: </w:t>
-      </w:r>
-      <w:r>
-        <w:t>The guided resume builder, the transparent match score, the ranked applicant list, and the ten-stage application tracking.</w:t>
-      </w:r>
-    </w:p>
-    <w:p>
-      <w:pPr>
-        <w:spacing w:after="60"/>
-      </w:pPr>
-      <w:r>
-        <w:rPr>
-          <w:b/>
-          <w:color w:val="16305C"/>
-        </w:rPr>
-        <w:t xml:space="preserve">Longer answer: </w:t>
-      </w:r>
-      <w:r>
-        <w:t>If I had to pick the one that matters most, it is the transparent score. The applicant sees the same number the recruiter sees and is told how many required skills are missing. That is the feature that answers our actual problem, which is silence after rejection.</w:t>
-      </w:r>
-    </w:p>
-    <w:p>
-      <w:pPr>
-        <w:spacing w:after="60"/>
-      </w:pPr>
-      <w:r>
-        <w:rPr>
-          <w:b/>
-          <w:color w:val="16305C"/>
-        </w:rPr>
-        <w:t xml:space="preserve">Follow-up: </w:t>
-      </w:r>
-      <w:r>
-        <w:t>Which feature was hardest to build?</w:t>
-      </w:r>
-    </w:p>
-    <w:p>
-      <w:pPr>
-        <w:spacing w:after="60"/>
-      </w:pPr>
-      <w:r>
-        <w:rPr>
-          <w:b/>
-          <w:color w:val="16305C"/>
-        </w:rPr>
-        <w:t xml:space="preserve">Your answer: </w:t>
-      </w:r>
-      <w:r>
-        <w:t>Keeping the browser and the server in exact agreement about the score. We solved it by writing the formula once on each side and adding eight cross-side tests that fail if they ever disagree.</w:t>
-      </w:r>
-    </w:p>
-    <w:p>
-      <w:pPr>
-        <w:pStyle w:val="Heading2"/>
-      </w:pPr>
-      <w:r>
-        <w:t>About technology and database</w:t>
-      </w:r>
-    </w:p>
-    <w:p>
-      <w:pPr>
-        <w:spacing w:before="200"/>
-      </w:pPr>
-      <w:r>
-        <w:rPr>
-          <w:b/>
-          <w:color w:val="16305C"/>
-          <w:sz w:val="23"/>
-        </w:rPr>
-        <w:t>Q: What technologies did you use, and why?</w:t>
-      </w:r>
-    </w:p>
-    <w:p>
-      <w:pPr>
-        <w:spacing w:after="60"/>
-      </w:pPr>
-      <w:r>
-        <w:rPr>
-          <w:b/>
-          <w:color w:val="16305C"/>
-        </w:rPr>
-        <w:t xml:space="preserve">Why they ask: </w:t>
-      </w:r>
-      <w:r>
-        <w:t>To check you chose deliberately, not randomly.</w:t>
-      </w:r>
-    </w:p>
-    <w:p>
-      <w:pPr>
-        <w:spacing w:after="60"/>
-      </w:pPr>
-      <w:r>
-        <w:rPr>
-          <w:b/>
-          <w:color w:val="16305C"/>
-        </w:rPr>
-        <w:t xml:space="preserve">Short answer: </w:t>
-      </w:r>
-      <w:r>
-        <w:t>Angular for the front end, Node with Express and TypeScript for the server, and PostgreSQL on Supabase for the database.</w:t>
-      </w:r>
-    </w:p>
-    <w:p>
-      <w:pPr>
-        <w:spacing w:after="60"/>
-      </w:pPr>
-      <w:r>
-        <w:rPr>
-          <w:b/>
-          <w:color w:val="16305C"/>
-        </w:rPr>
-        <w:t xml:space="preserve">Longer answer: </w:t>
-      </w:r>
-      <w:r>
-        <w:t>TypeScript on both sides means one language for the whole team and mistakes are caught before the program runs. Angular organises 18 screens into manageable pieces. PostgreSQL keeps the data correct and is free to start on Supabase. We host on Render, which deploys straight from our repository.</w:t>
-      </w:r>
-    </w:p>
-    <w:p>
-      <w:pPr>
-        <w:spacing w:after="60"/>
-      </w:pPr>
-      <w:r>
-        <w:rPr>
-          <w:b/>
-          <w:color w:val="16305C"/>
-        </w:rPr>
-        <w:t xml:space="preserve">Follow-up: </w:t>
-      </w:r>
-      <w:r>
-        <w:t>Why not use a ready-made framework or a template?</w:t>
-      </w:r>
-    </w:p>
-    <w:p>
-      <w:pPr>
-        <w:spacing w:after="60"/>
-      </w:pPr>
-      <w:r>
-        <w:rPr>
-          <w:b/>
-          <w:color w:val="16305C"/>
-        </w:rPr>
-        <w:t xml:space="preserve">Your answer: </w:t>
-      </w:r>
-      <w:r>
-        <w:t>Because the scoring formula is the contribution of this study. It had to be ours, written plainly and fully documented, so anyone can check it on paper.</w:t>
-      </w:r>
-    </w:p>
-    <w:p>
-      <w:pPr>
-        <w:spacing w:before="200"/>
-      </w:pPr>
-      <w:r>
-        <w:rPr>
-          <w:b/>
-          <w:color w:val="16305C"/>
-          <w:sz w:val="23"/>
-        </w:rPr>
-        <w:t>Q: Tell us about your database.</w:t>
-      </w:r>
-    </w:p>
-    <w:p>
-      <w:pPr>
-        <w:spacing w:after="60"/>
-      </w:pPr>
-      <w:r>
-        <w:rPr>
-          <w:b/>
-          <w:color w:val="16305C"/>
-        </w:rPr>
-        <w:t xml:space="preserve">Why they ask: </w:t>
-      </w:r>
-      <w:r>
-        <w:t>To check you understand your own data design.</w:t>
-      </w:r>
-    </w:p>
-    <w:p>
-      <w:pPr>
-        <w:spacing w:after="60"/>
-      </w:pPr>
-      <w:r>
-        <w:rPr>
-          <w:b/>
-          <w:color w:val="16305C"/>
-        </w:rPr>
-        <w:t xml:space="preserve">Short answer: </w:t>
-      </w:r>
-      <w:r>
-        <w:t>PostgreSQL with 23 tables, hosted on Supabase.</w:t>
-      </w:r>
-    </w:p>
-    <w:p>
-      <w:pPr>
-        <w:spacing w:after="60"/>
-      </w:pPr>
-      <w:r>
-        <w:rPr>
-          <w:b/>
-          <w:color w:val="16305C"/>
-        </w:rPr>
-        <w:t xml:space="preserve">Longer answer: </w:t>
-      </w:r>
-      <w:r>
-        <w:t>The core tables are users, resumes with their skills, education and work experience, job postings with their required skills, and applications joining an applicant, a resume and a posting. Every status change is written to a history table with who made it and when. All queries are parameterised, so user input can never be run as a database command.</w:t>
-      </w:r>
-    </w:p>
-    <w:p>
-      <w:pPr>
-        <w:spacing w:after="60"/>
-      </w:pPr>
-      <w:r>
-        <w:rPr>
-          <w:b/>
-          <w:color w:val="16305C"/>
-        </w:rPr>
-        <w:t xml:space="preserve">Follow-up: </w:t>
-      </w:r>
-      <w:r>
-        <w:t>Why a relational database and not something else?</w:t>
-      </w:r>
-    </w:p>
-    <w:p>
-      <w:pPr>
-        <w:spacing w:after="60"/>
-      </w:pPr>
-      <w:r>
-        <w:rPr>
-          <w:b/>
-          <w:color w:val="16305C"/>
-        </w:rPr>
-        <w:t xml:space="preserve">Your answer: </w:t>
-      </w:r>
-      <w:r>
-        <w:t>Because our data is highly related. One user has many resumes, one resume has many skills, one posting has many applicants. A relational database expresses those relationships directly and keeps them consistent.</w:t>
-      </w:r>
-    </w:p>
-    <w:p>
-      <w:pPr>
-        <w:pStyle w:val="Heading2"/>
-      </w:pPr>
-      <w:r>
-        <w:t>About development and testing</w:t>
-      </w:r>
-    </w:p>
-    <w:p>
-      <w:pPr>
-        <w:spacing w:before="200"/>
-      </w:pPr>
-      <w:r>
-        <w:rPr>
-          <w:b/>
-          <w:color w:val="16305C"/>
-          <w:sz w:val="23"/>
-        </w:rPr>
-        <w:t>Q: What development method did you use?</w:t>
-      </w:r>
-    </w:p>
-    <w:p>
-      <w:pPr>
-        <w:spacing w:after="60"/>
-      </w:pPr>
-      <w:r>
-        <w:rPr>
-          <w:b/>
-          <w:color w:val="16305C"/>
-        </w:rPr>
-        <w:t xml:space="preserve">Why they ask: </w:t>
-      </w:r>
-      <w:r>
-        <w:t>To check the method fits the study.</w:t>
-      </w:r>
-    </w:p>
-    <w:p>
-      <w:pPr>
-        <w:spacing w:after="60"/>
-      </w:pPr>
-      <w:r>
-        <w:rPr>
-          <w:b/>
-          <w:color w:val="16305C"/>
-        </w:rPr>
-        <w:t xml:space="preserve">Short answer: </w:t>
-      </w:r>
-      <w:r>
-        <w:t>Waterfall, from Pressman (2014).</w:t>
-      </w:r>
-    </w:p>
-    <w:p>
-      <w:pPr>
-        <w:spacing w:after="60"/>
-      </w:pPr>
-      <w:r>
-        <w:rPr>
-          <w:b/>
-          <w:color w:val="16305C"/>
-        </w:rPr>
-        <w:t xml:space="preserve">Longer answer: </w:t>
-      </w:r>
-      <w:r>
-        <w:t>We chose it because our evaluation is a research instrument, not a development activity. It needs a finished system, it needs the SAME system for every respondent, and it happens once. If we changed the system between respondents, they would be rating different systems and their answers could not be combined.</w:t>
-      </w:r>
-    </w:p>
-    <w:p>
-      <w:pPr>
-        <w:spacing w:after="60"/>
-      </w:pPr>
-      <w:r>
-        <w:rPr>
-          <w:b/>
-          <w:color w:val="16305C"/>
-        </w:rPr>
-        <w:t xml:space="preserve">Follow-up: </w:t>
-      </w:r>
-      <w:r>
-        <w:t>Is Waterfall not outdated?</w:t>
-      </w:r>
-    </w:p>
-    <w:p>
-      <w:pPr>
-        <w:spacing w:after="60"/>
-      </w:pPr>
-      <w:r>
-        <w:rPr>
-          <w:b/>
-          <w:color w:val="16305C"/>
-        </w:rPr>
-        <w:t xml:space="preserve">Your answer: </w:t>
-      </w:r>
-      <w:r>
-        <w:t>For commercial software, usually yes. For a study where every respondent must rate an identical system, its one-directional flow is the reason to choose it. We also state its cost: a fault the evaluation reveals cannot be repaired and re-rated inside this study.</w:t>
-      </w:r>
-    </w:p>
-    <w:p>
-      <w:pPr>
-        <w:spacing w:before="200"/>
-      </w:pPr>
-      <w:r>
-        <w:rPr>
-          <w:b/>
-          <w:color w:val="16305C"/>
-          <w:sz w:val="23"/>
-        </w:rPr>
-        <w:t>Q: How did you test the system?</w:t>
-      </w:r>
-    </w:p>
-    <w:p>
-      <w:pPr>
-        <w:spacing w:after="60"/>
-      </w:pPr>
-      <w:r>
-        <w:rPr>
-          <w:b/>
-          <w:color w:val="16305C"/>
-        </w:rPr>
-        <w:t xml:space="preserve">Why they ask: </w:t>
-      </w:r>
-      <w:r>
-        <w:t>To check verification is real and not a claim.</w:t>
-      </w:r>
-    </w:p>
-    <w:p>
-      <w:pPr>
-        <w:spacing w:after="60"/>
-      </w:pPr>
-      <w:r>
-        <w:rPr>
-          <w:b/>
-          <w:color w:val="16305C"/>
-        </w:rPr>
-        <w:t>Short answer: Three levels: 232 automated tests across eleven suites, browser walkthroughs, and evaluation with users — all three respondent groups, all five instruments, all administered and reported.</w:t>
-      </w:r>
-    </w:p>
-    <w:p>
-      <w:pPr>
-        <w:spacing w:after="60"/>
-      </w:pPr>
-      <w:r>
-        <w:rPr>
-          <w:b/>
-          <w:color w:val="16305C"/>
-        </w:rPr>
-        <w:t xml:space="preserve">Longer answer: </w:t>
-      </w:r>
-      <w:r>
-        <w:t>The automated tests run on every code change. 61 cover the scoring engine, 57 drive the real server over HTTP against a temporary database, 46 cover the resume reader, 13 check the browser and server agree, and the rest cover email, extraction, storage, the mail transport and the interview calendar file. The browser walkthroughs cover every page, all three accounts, light and dark mode and a phone width.</w:t>
-      </w:r>
-    </w:p>
-    <w:p>
-      <w:pPr>
-        <w:spacing w:after="60"/>
-      </w:pPr>
-      <w:r>
-        <w:rPr>
-          <w:b/>
-          <w:color w:val="16305C"/>
-        </w:rPr>
-        <w:t xml:space="preserve">Follow-up: </w:t>
-      </w:r>
-      <w:r>
-        <w:t>What does a test actually catch?</w:t>
-      </w:r>
-    </w:p>
-    <w:p>
-      <w:pPr>
-        <w:spacing w:after="60"/>
-      </w:pPr>
-      <w:r>
-        <w:rPr>
-          <w:b/>
-          <w:color w:val="16305C"/>
-        </w:rPr>
-        <w:t xml:space="preserve">Your answer: </w:t>
-      </w:r>
-      <w:r>
-        <w:t>A regression, which is a bug that was fixed once and comes back. If somebody changed the weights from 50/25/25, a test would fail immediately, so the numbers in our paper cannot quietly stop matching the program.</w:t>
-      </w:r>
-    </w:p>
-    <w:p>
-      <w:pPr>
-        <w:pStyle w:val="Heading2"/>
-      </w:pPr>
-      <w:r>
-        <w:t>About results and limitations</w:t>
-      </w:r>
-    </w:p>
-    <w:p>
-      <w:pPr>
-        <w:spacing w:before="200"/>
-      </w:pPr>
-      <w:r>
-        <w:rPr>
-          <w:b/>
-          <w:color w:val="16305C"/>
-          <w:sz w:val="23"/>
-        </w:rPr>
-        <w:t>Q: What are your results?</w:t>
-      </w:r>
-    </w:p>
-    <w:p>
-      <w:pPr>
-        <w:spacing w:after="60"/>
-      </w:pPr>
-      <w:r>
-        <w:rPr>
-          <w:b/>
-          <w:color w:val="16305C"/>
-        </w:rPr>
-        <w:t xml:space="preserve">Why they ask: </w:t>
-      </w:r>
-      <w:r>
-        <w:t>To hear whether you distinguish what you have from what you do not.</w:t>
-      </w:r>
-    </w:p>
-    <w:p>
-      <w:pPr>
-        <w:spacing w:after="60"/>
-      </w:pPr>
-      <w:r>
-        <w:rPr>
-          <w:b/>
-          <w:color w:val="16305C"/>
-        </w:rPr>
-        <w:t xml:space="preserve">Short answer: </w:t>
-      </w:r>
-      <w:r>
-        <w:t>We have the requirement-analysis results. We do not have the evaluation results yet.</w:t>
-      </w:r>
-    </w:p>
-    <w:p>
-      <w:pPr>
-        <w:spacing w:after="60"/>
-      </w:pPr>
-      <w:r>
-        <w:rPr>
-          <w:b/>
-          <w:color w:val="16305C"/>
-        </w:rPr>
-        <w:t xml:space="preserve">Longer answer: </w:t>
-      </w:r>
-      <w:r>
-        <w:t>From the requirement survey: 103 valid responses, 46 in our target group. Wanting to see the same score the company sees rated highest at 4.43 out of 5. Formatting frustration was 4.00. 80.4 percent had never paid for resume help. The evaluation of the finished system has not been administered, so we report nothing for it.</w:t>
-      </w:r>
-    </w:p>
-    <w:p>
-      <w:pPr>
-        <w:spacing w:after="60"/>
-      </w:pPr>
-      <w:r>
-        <w:rPr>
-          <w:b/>
-          <w:color w:val="16305C"/>
-        </w:rPr>
-        <w:t xml:space="preserve">Follow-up: </w:t>
-      </w:r>
-      <w:r>
-        <w:t>Why report the 46 separately from the 103?</w:t>
-      </w:r>
-    </w:p>
-    <w:p>
-      <w:pPr>
-        <w:spacing w:after="60"/>
-      </w:pPr>
-      <w:r>
-        <w:rPr>
-          <w:b/>
-          <w:color w:val="16305C"/>
-        </w:rPr>
-        <w:t xml:space="preserve">Your answer: </w:t>
-      </w:r>
-      <w:r>
-        <w:t>Because 57 said they are employed and not looking, so they are outside the population we define. We show both figures because those 57 answered every rated item more mildly, which is informative in itself, but we do not average them together.</w:t>
+        <w:t>"Objective 1, because it is the broadest. It covers three account types, the builder, the learning hub and the extraction feature, and no single instrument covers all of that. The administrator account in particular has no respondent group at all — the research team operates it, so its functions are verified by system testing rather than by users. We say that in the paper rather than implying somebody rated it."</w:t>
       </w:r>
     </w:p>
     <w:p>
@@ -1089,7 +339,7 @@
         <w:t xml:space="preserve">Why they ask: </w:t>
       </w:r>
       <w:r>
-        <w:t>To see if you are honest.</w:t>
+        <w:t>A standard question, but they are also watching whether you flinch.</w:t>
       </w:r>
     </w:p>
     <w:p>
@@ -1104,7 +354,7 @@
         <w:t xml:space="preserve">Short answer: </w:t>
       </w:r>
       <w:r>
-        <w:t>The biggest is that we built the system and we also evaluate it.</w:t>
+        <w:t>Lead with the self-evaluation bias. Volunteer it before they raise it.</w:t>
       </w:r>
     </w:p>
     <w:p>
@@ -1119,7 +369,198 @@
         <w:t xml:space="preserve">Longer answer: </w:t>
       </w:r>
       <w:r>
-        <w:t>Also: one company in one industry; the HR group is about ten people; respondents use it once for 20 to 30 minutes; every item is closed so an unanticipated problem cannot be reported; the paired comparison is bounded at about 20 pairs instead of 40; and the skill vocabulary covers 81.7 percent of terms, so wording outside it gets less credit than it deserves.</w:t>
+        <w:t>"The biggest one is that we built the system and we are also the ones evaluating it. We put four measures in place against it — responses are confidential, no researcher was present while anyone answered, the invitation says explicitly that critical ratings are as useful as favourable ones, and the interpretation scale was published before we collected any data. Those limit the bias. They do not remove it, and we say so. After that: one company in one industry, an HR group of about ten which is a census rather than a sample, and a single session of twenty to thirty minutes per respondent, which is enough to judge usability but not reliability over time."</w:t>
+      </w:r>
+    </w:p>
+    <w:p>
+      <w:pPr>
+        <w:spacing w:before="200"/>
+      </w:pPr>
+      <w:r>
+        <w:rPr>
+          <w:b/>
+          <w:color w:val="16305C"/>
+          <w:sz w:val="23"/>
+        </w:rPr>
+        <w:t>Q: What would you do differently, or what is next?</w:t>
+      </w:r>
+    </w:p>
+    <w:p>
+      <w:pPr>
+        <w:spacing w:after="60"/>
+      </w:pPr>
+      <w:r>
+        <w:rPr>
+          <w:b/>
+          <w:color w:val="16305C"/>
+        </w:rPr>
+        <w:t xml:space="preserve">Why they ask: </w:t>
+      </w:r>
+      <w:r>
+        <w:t>The closing question. They want to see that you understand your own design well enough to improve it.</w:t>
+      </w:r>
+    </w:p>
+    <w:p>
+      <w:pPr>
+        <w:spacing w:after="60"/>
+      </w:pPr>
+      <w:r>
+        <w:rPr>
+          <w:b/>
+          <w:color w:val="16305C"/>
+        </w:rPr>
+        <w:t xml:space="preserve">Short answer: </w:t>
+      </w:r>
+      <w:r>
+        <w:t>Collect a respondent-generated linking code so the before-and-after comparison could be paired.</w:t>
+      </w:r>
+    </w:p>
+    <w:p>
+      <w:pPr>
+        <w:spacing w:after="60"/>
+      </w:pPr>
+      <w:r>
+        <w:rPr>
+          <w:b/>
+          <w:color w:val="16305C"/>
+        </w:rPr>
+        <w:t xml:space="preserve">Longer answer: </w:t>
+      </w:r>
+      <w:r>
+        <w:t>"The single change I would make is to collect a respondent-generated linking code instead of an optional email address. We designed the before-and-after comparison as a paired test, but the linking field was optional. Twenty-nine of a hundred and three supplied one, and only twenty of those are inside our target group, so the paired test would have been capped at twenty against a planned forty. We report the unpaired form instead, which is a genuine result but a less powerful test. A generated code would have given us the paired comparison on all forty-six AND kept the responses closer to anonymous at the same time. It is the first recommendation in our future research section."</w:t>
+      </w:r>
+    </w:p>
+    <w:p>
+      <w:pPr>
+        <w:pStyle w:val="Heading1"/>
+      </w:pPr>
+      <w:r>
+        <w:t>2. About the Development Model</w:t>
+      </w:r>
+    </w:p>
+    <w:p>
+      <w:r>
+        <w:rPr>
+          <w:b/>
+          <w:color w:val="C1272D"/>
+        </w:rPr>
+        <w:t>The manuscript says AGILE. If you have revised from older material that said Waterfall, unlearn it now.</w:t>
+      </w:r>
+    </w:p>
+    <w:p>
+      <w:pPr>
+        <w:spacing w:before="200"/>
+      </w:pPr>
+      <w:r>
+        <w:rPr>
+          <w:b/>
+          <w:color w:val="16305C"/>
+          <w:sz w:val="23"/>
+        </w:rPr>
+        <w:t>Q: What development model did you use, and why?</w:t>
+      </w:r>
+    </w:p>
+    <w:p>
+      <w:pPr>
+        <w:spacing w:after="60"/>
+      </w:pPr>
+      <w:r>
+        <w:rPr>
+          <w:b/>
+          <w:color w:val="16305C"/>
+        </w:rPr>
+        <w:t xml:space="preserve">Why they ask: </w:t>
+      </w:r>
+      <w:r>
+        <w:t>Straightforward, but the follow-up is where it gets interesting.</w:t>
+      </w:r>
+    </w:p>
+    <w:p>
+      <w:pPr>
+        <w:spacing w:after="60"/>
+      </w:pPr>
+      <w:r>
+        <w:rPr>
+          <w:b/>
+          <w:color w:val="16305C"/>
+        </w:rPr>
+        <w:t xml:space="preserve">Short answer: </w:t>
+      </w:r>
+      <w:r>
+        <w:t>Agile — iterative and incremental, cited to Pressman (2014).</w:t>
+      </w:r>
+    </w:p>
+    <w:p>
+      <w:pPr>
+        <w:spacing w:after="60"/>
+      </w:pPr>
+      <w:r>
+        <w:rPr>
+          <w:b/>
+          <w:color w:val="16305C"/>
+        </w:rPr>
+        <w:t xml:space="preserve">Longer answer: </w:t>
+      </w:r>
+      <w:r>
+        <w:t>"We used the Agile model. The system had several substantial parts — the resume builder, the two account types, the matching engine — and they were complex enough that building and testing each one before moving to the next produced a more reliable result than writing everything and only then starting to test. Each cycle produced a working increment: the builder first, then the application management modules, then the matching engine."</w:t>
+      </w:r>
+    </w:p>
+    <w:p>
+      <w:pPr>
+        <w:spacing w:before="200"/>
+      </w:pPr>
+      <w:r>
+        <w:rPr>
+          <w:b/>
+          <w:color w:val="16305C"/>
+          <w:sz w:val="23"/>
+        </w:rPr>
+        <w:t>Q: If you kept changing the system, did different respondents rate different versions of it?</w:t>
+      </w:r>
+    </w:p>
+    <w:p>
+      <w:pPr>
+        <w:spacing w:after="60"/>
+      </w:pPr>
+      <w:r>
+        <w:rPr>
+          <w:b/>
+          <w:color w:val="16305C"/>
+        </w:rPr>
+        <w:t xml:space="preserve">Why they ask: </w:t>
+      </w:r>
+      <w:r>
+        <w:t>THE question on Agile. It goes straight at whether your means can honestly be averaged.</w:t>
+      </w:r>
+    </w:p>
+    <w:p>
+      <w:pPr>
+        <w:spacing w:after="60"/>
+      </w:pPr>
+      <w:r>
+        <w:rPr>
+          <w:b/>
+          <w:color w:val="16305C"/>
+        </w:rPr>
+        <w:t xml:space="preserve">Short answer: </w:t>
+      </w:r>
+      <w:r>
+        <w:t>No. Development finished and froze before the first evaluation instrument went out.</w:t>
+      </w:r>
+    </w:p>
+    <w:p>
+      <w:pPr>
+        <w:spacing w:after="60"/>
+      </w:pPr>
+      <w:r>
+        <w:rPr>
+          <w:b/>
+          <w:color w:val="16305C"/>
+        </w:rPr>
+        <w:t xml:space="preserve">Longer answer: </w:t>
+      </w:r>
+      <w:r>
+        <w:t>"No, and the paper states this directly. Agile governed how the system was built, not how it was evaluated. By the time the evaluation instruments were administered the system was complete and no further changes were made. Every respondent used the same finished system. Two things back that up. Correctness was established before the evaluation rather than by it — 232 automated tests running in full on every change, so defects were found by testing rather than by respondents. And the things most likely to need adjustment are configuration rather than code: the weights and thresholds are database rows. Changing a setting is not a change of design."</w:t>
       </w:r>
     </w:p>
     <w:p>
@@ -1134,7 +575,7 @@
         <w:t xml:space="preserve">Follow-up: </w:t>
       </w:r>
       <w:r>
-        <w:t>How do you reduce the self-evaluation bias?</w:t>
+        <w:t>So why not just say Waterfall, since the evaluation happened once at the end?</w:t>
       </w:r>
     </w:p>
     <w:p>
@@ -1149,15 +590,15 @@
         <w:t xml:space="preserve">Your answer: </w:t>
       </w:r>
       <w:r>
-        <w:t>Four ways. Responses are confidential and never reported identifiably. No researcher sits beside anyone while they answer. The invitation says critical ratings are as useful as favourable ones. And the interpretation scale was published before any data was collected, so we cannot choose a favourable reading afterwards. That limits the bias. It does not remove it, and we say so.</w:t>
+        <w:t>"Because that would describe the research schedule, not how we actually built the software. The evaluation being one-shot does not require construction to be one-shot. We needed the builder working and tested before the matching engine could depend on its output. What the evaluation requires is that the system stops changing before respondents see it — and it did."</w:t>
       </w:r>
     </w:p>
     <w:p>
       <w:pPr>
-        <w:pStyle w:val="Heading2"/>
+        <w:pStyle w:val="Heading1"/>
       </w:pPr>
       <w:r>
-        <w:t>About improvement, contribution and lessons</w:t>
+        <w:t>3. About the Research Design</w:t>
       </w:r>
     </w:p>
     <w:p>
@@ -1170,7 +611,7 @@
           <w:color w:val="16305C"/>
           <w:sz w:val="23"/>
         </w:rPr>
-        <w:t>Q: What would you improve if you had more time?</w:t>
+        <w:t>Q: What is your research design?</w:t>
       </w:r>
     </w:p>
     <w:p>
@@ -1185,7 +626,7 @@
         <w:t xml:space="preserve">Why they ask: </w:t>
       </w:r>
       <w:r>
-        <w:t>To see if you know your own weak points.</w:t>
+        <w:t>Basic, but say the whole thing — there are two parts to it.</w:t>
       </w:r>
     </w:p>
     <w:p>
@@ -1197,9 +638,11 @@
           <w:b/>
           <w:color w:val="16305C"/>
         </w:rPr>
-        <w:t>Short answer: Deploy to more than one company, and evaluate against a real commercial ATS.</w:t>
+        <w:t xml:space="preserve">Short answer: </w:t>
       </w:r>
-      <w:r/>
+      <w:r>
+        <w:t>Quantitative descriptive, with a one-group pretest-posttest strand on the job seeker side.</w:t>
+      </w:r>
     </w:p>
     <w:p>
       <w:pPr>
@@ -1213,7 +656,305 @@
         <w:t xml:space="preserve">Longer answer: </w:t>
       </w:r>
       <w:r>
-        <w:t>The vocabulary carries synonyms for 81.7 percent of our skill terms, 85 of the 104. Outside that, wording must match exactly, so some applicants get less credit than they deserve. We would also want a multi-company deployment, because one company in one industry is our biggest limit on what the findings mean.</w:t>
+        <w:t>"Quantitative descriptive. We ask how widely a difficulty is shared and how a defined group rates a system against defined criteria, and those are answered by counting and averaging closed responses. The job seeker strand additionally carries a one-group pretest-posttest structure, which Campbell and Stanley classify as pre-experimental: four items asked before respondents saw the system and again after they used it. There is no control group and no random assignment, so we make no causal claim — we report the change as a change observed in one group."</w:t>
+      </w:r>
+    </w:p>
+    <w:p>
+      <w:pPr>
+        <w:spacing w:before="200"/>
+      </w:pPr>
+      <w:r>
+        <w:rPr>
+          <w:b/>
+          <w:color w:val="16305C"/>
+          <w:sz w:val="23"/>
+        </w:rPr>
+        <w:t>Q: Why did you not use Slovin's formula to determine your sample size?</w:t>
+      </w:r>
+    </w:p>
+    <w:p>
+      <w:pPr>
+        <w:spacing w:after="60"/>
+      </w:pPr>
+      <w:r>
+        <w:rPr>
+          <w:b/>
+          <w:color w:val="16305C"/>
+        </w:rPr>
+        <w:t xml:space="preserve">Why they ask: </w:t>
+      </w:r>
+      <w:r>
+        <w:t>A very common Philippine capstone question. The answer is a real methodological point, not an excuse.</w:t>
+      </w:r>
+    </w:p>
+    <w:p>
+      <w:pPr>
+        <w:spacing w:after="60"/>
+      </w:pPr>
+      <w:r>
+        <w:rPr>
+          <w:b/>
+          <w:color w:val="16305C"/>
+        </w:rPr>
+        <w:t xml:space="preserve">Short answer: </w:t>
+      </w:r>
+      <w:r>
+        <w:t>Because Slovin bounds the error of an estimate from RANDOM sampling, and ours is purposive.</w:t>
+      </w:r>
+    </w:p>
+    <w:p>
+      <w:pPr>
+        <w:spacing w:after="60"/>
+      </w:pPr>
+      <w:r>
+        <w:rPr>
+          <w:b/>
+          <w:color w:val="16305C"/>
+        </w:rPr>
+        <w:t xml:space="preserve">Longer answer: </w:t>
+      </w:r>
+      <w:r>
+        <w:t>"Slovin's formula estimates the number of observations needed to bound the error of an estimate obtained by random probability sampling. The margin of error it produces is a property of random selection. Our sampling is purposive, and there is no enumerated list of all Filipino job seekers from which a random draw could be taken. A margin of error computed over a purposively selected group would carry no inferential meaning. We set our target a different way: forty was the practical minimum at which a five-point item can be reported as a mean with a distribution worth showing, for a single-site study."</w:t>
+      </w:r>
+    </w:p>
+    <w:p>
+      <w:pPr>
+        <w:spacing w:before="200"/>
+      </w:pPr>
+      <w:r>
+        <w:rPr>
+          <w:b/>
+          <w:color w:val="16305C"/>
+          <w:sz w:val="23"/>
+        </w:rPr>
+        <w:t>Q: You had 103 valid responses but you only report 46. Why did you throw away more than half your data?</w:t>
+      </w:r>
+    </w:p>
+    <w:p>
+      <w:pPr>
+        <w:spacing w:after="60"/>
+      </w:pPr>
+      <w:r>
+        <w:rPr>
+          <w:b/>
+          <w:color w:val="16305C"/>
+        </w:rPr>
+        <w:t xml:space="preserve">Why they ask: </w:t>
+      </w:r>
+      <w:r>
+        <w:t>They are checking whether you dropped inconvenient responses.</w:t>
+      </w:r>
+    </w:p>
+    <w:p>
+      <w:pPr>
+        <w:spacing w:after="60"/>
+      </w:pPr>
+      <w:r>
+        <w:rPr>
+          <w:b/>
+          <w:color w:val="16305C"/>
+        </w:rPr>
+        <w:t xml:space="preserve">Short answer: </w:t>
+      </w:r>
+      <w:r>
+        <w:t>We did not throw them away. We report them separately, because pooling them would describe neither group.</w:t>
+      </w:r>
+    </w:p>
+    <w:p>
+      <w:pPr>
+        <w:spacing w:after="60"/>
+      </w:pPr>
+      <w:r>
+        <w:rPr>
+          <w:b/>
+          <w:color w:val="16305C"/>
+        </w:rPr>
+        <w:t xml:space="preserve">Longer answer: </w:t>
+      </w:r>
+      <w:r>
+        <w:t>"We did not discard them — every figure in Table 4 is reported twice, once for the forty-six and once for all one hundred and three. The fifty-seven are respondents who selected 'currently employed and not looking'. They are outside our stated population, which is students about to graduate, fresh graduates, and people who have worked before and are looking again. We report them rather than delete them because they answered the same instrument at the same time and their answers differ systematically, which is itself a finding about who feels these difficulties. We do not pool them because a mean over both groups would describe neither, and it would understate every difficulty the study is about — the target group rates every one of the eight items more strongly than the full set, without exception."</w:t>
+      </w:r>
+    </w:p>
+    <w:p>
+      <w:pPr>
+        <w:spacing w:before="200"/>
+      </w:pPr>
+      <w:r>
+        <w:rPr>
+          <w:b/>
+          <w:color w:val="16305C"/>
+          <w:sz w:val="23"/>
+        </w:rPr>
+        <w:t>Q: Your before-and-after comparison uses two different groups of 46, not the same 46 people. Is that valid?</w:t>
+      </w:r>
+    </w:p>
+    <w:p>
+      <w:pPr>
+        <w:spacing w:after="60"/>
+      </w:pPr>
+      <w:r>
+        <w:rPr>
+          <w:b/>
+          <w:color w:val="16305C"/>
+        </w:rPr>
+        <w:t xml:space="preserve">Why they ask: </w:t>
+      </w:r>
+      <w:r>
+        <w:t>A sharp methodological question. Concede the design shortfall, then defend the test.</w:t>
+      </w:r>
+    </w:p>
+    <w:p>
+      <w:pPr>
+        <w:spacing w:after="60"/>
+      </w:pPr>
+      <w:r>
+        <w:rPr>
+          <w:b/>
+          <w:color w:val="16305C"/>
+        </w:rPr>
+        <w:t xml:space="preserve">Short answer: </w:t>
+      </w:r>
+      <w:r>
+        <w:t>It is a genuine Wilcoxon test in its unpaired form, and we say plainly that it is the fallback, not the plan.</w:t>
+      </w:r>
+    </w:p>
+    <w:p>
+      <w:pPr>
+        <w:spacing w:after="60"/>
+      </w:pPr>
+      <w:r>
+        <w:rPr>
+          <w:b/>
+          <w:color w:val="16305C"/>
+        </w:rPr>
+        <w:t xml:space="preserve">Longer answer: </w:t>
+      </w:r>
+      <w:r>
+        <w:t>"It is valid, and it is the weaker of the two forms, and we say so. We designed the comparison as paired. The linking field was an optional email address — twenty-nine of the hundred and three supplied one, and only twenty of those are inside the target forty-six, against a planned forty. Rather than run a paired test on twenty or leave the comparison unmade, we report the rank-sum form, which is the Mann-Whitney U. Both are genuine forms of the same test and the paper states which one produced each result. What we cannot claim is that the same individuals changed — only that the two groups differ. And because Instrument C collected no demographics, we also cannot show the two groups resemble each other, which we list as a recommendation for future research."</w:t>
+      </w:r>
+    </w:p>
+    <w:p>
+      <w:pPr>
+        <w:spacing w:before="200"/>
+      </w:pPr>
+      <w:r>
+        <w:rPr>
+          <w:b/>
+          <w:color w:val="16305C"/>
+          <w:sz w:val="23"/>
+        </w:rPr>
+        <w:t>Q: Why is there no Theoretical Framework?</w:t>
+      </w:r>
+    </w:p>
+    <w:p>
+      <w:pPr>
+        <w:spacing w:after="60"/>
+      </w:pPr>
+      <w:r>
+        <w:rPr>
+          <w:b/>
+          <w:color w:val="16305C"/>
+        </w:rPr>
+        <w:t xml:space="preserve">Why they ask: </w:t>
+      </w:r>
+      <w:r>
+        <w:t>They may notice its absence. Do not improvise a theory on the spot.</w:t>
+      </w:r>
+    </w:p>
+    <w:p>
+      <w:pPr>
+        <w:spacing w:after="60"/>
+      </w:pPr>
+      <w:r>
+        <w:rPr>
+          <w:b/>
+          <w:color w:val="16305C"/>
+        </w:rPr>
+        <w:t xml:space="preserve">Short answer: </w:t>
+      </w:r>
+      <w:r>
+        <w:t>The framework rests on a stated proposition and on a standard, ISO/IEC 25010, rather than a borrowed theory.</w:t>
+      </w:r>
+    </w:p>
+    <w:p>
+      <w:pPr>
+        <w:spacing w:after="60"/>
+      </w:pPr>
+      <w:r>
+        <w:rPr>
+          <w:b/>
+          <w:color w:val="16305C"/>
+        </w:rPr>
+        <w:t xml:space="preserve">Longer answer: </w:t>
+      </w:r>
+      <w:r>
+        <w:t>"Our Conceptual Framework rests on a stated proposition rather than an imported theory: that the problem is produced by two conditions together — unstructured input and opaque assessment — and that addressing both produces an effect neither alone would. The criteria we evaluate against come from a standard rather than a theory: ISO/IEC 25010 supplies the five quality characteristics, which is why our reported means belong to named characteristics rather than to headings we chose after seeing the data."</w:t>
+      </w:r>
+    </w:p>
+    <w:p>
+      <w:pPr>
+        <w:pStyle w:val="Heading1"/>
+      </w:pPr>
+      <w:r>
+        <w:t>4. About the Matching Engine</w:t>
+      </w:r>
+    </w:p>
+    <w:p>
+      <w:pPr>
+        <w:spacing w:before="200"/>
+      </w:pPr>
+      <w:r>
+        <w:rPr>
+          <w:b/>
+          <w:color w:val="16305C"/>
+          <w:sz w:val="23"/>
+        </w:rPr>
+        <w:t>Q: How exactly is the score computed?</w:t>
+      </w:r>
+    </w:p>
+    <w:p>
+      <w:pPr>
+        <w:spacing w:after="60"/>
+      </w:pPr>
+      <w:r>
+        <w:rPr>
+          <w:b/>
+          <w:color w:val="16305C"/>
+        </w:rPr>
+        <w:t xml:space="preserve">Why they ask: </w:t>
+      </w:r>
+      <w:r>
+        <w:t>They want to hear you say it without reading it.</w:t>
+      </w:r>
+    </w:p>
+    <w:p>
+      <w:pPr>
+        <w:spacing w:after="60"/>
+      </w:pPr>
+      <w:r>
+        <w:rPr>
+          <w:b/>
+          <w:color w:val="16305C"/>
+        </w:rPr>
+        <w:t xml:space="preserve">Short answer: </w:t>
+      </w:r>
+      <w:r>
+        <w:t>Score equals S times Ws, plus E times We, plus X times Wx, plus C times Wc, all times 100.</w:t>
+      </w:r>
+    </w:p>
+    <w:p>
+      <w:pPr>
+        <w:spacing w:after="60"/>
+      </w:pPr>
+      <w:r>
+        <w:rPr>
+          <w:b/>
+          <w:color w:val="16305C"/>
+        </w:rPr>
+        <w:t xml:space="preserve">Longer answer: </w:t>
+      </w:r>
+      <w:r>
+        <w:t>"S is the proportion of the posting's required skills the resume also lists. E is the applicant's highest education level divided by the level required. X is total months of experience divided by the months required. C is the proportion of any certificates the posting named. The four weights always sum to one. By default it is fifty percent skills, twenty-five education, twenty-five experience, with certificates at zero unless a recruiter gives it a share on their own opening. Education, experience and certificates are capped at one, so exceeding a requirement adds nothing, and any requirement the recruiter left unspecified contributes a full component rather than a penalty — a requirement nobody stated cannot be one the applicant failed. The result is rounded half-up."</w:t>
       </w:r>
     </w:p>
     <w:p>
@@ -1228,7 +969,7 @@
         <w:t xml:space="preserve">Follow-up: </w:t>
       </w:r>
       <w:r>
-        <w:t>Why did you not do that now?</w:t>
+        <w:t>Why do skills carry half the weight?</w:t>
       </w:r>
     </w:p>
     <w:p>
@@ -1243,7 +984,7 @@
         <w:t xml:space="preserve">Your answer: </w:t>
       </w:r>
       <w:r>
-        <w:t>Time and access. We had one partner company and one capstone period. We would rather state the limit than pretend it is not there.</w:t>
+        <w:t>"Because skills are the only component compared item by item against what the posting actually asked for. Education and experience measure quantity — a level and a number of months — not whether the background is of the right kind. Judging that is left to the recruiter, who sees the full history beside the score."</w:t>
       </w:r>
     </w:p>
     <w:p>
@@ -1256,7 +997,7 @@
           <w:color w:val="16305C"/>
           <w:sz w:val="23"/>
         </w:rPr>
-        <w:t>Q: What problems did you encounter?</w:t>
+        <w:t>Q: Why does an unsourced skill still count for half, instead of zero?</w:t>
       </w:r>
     </w:p>
     <w:p>
@@ -1271,7 +1012,7 @@
         <w:t xml:space="preserve">Why they ask: </w:t>
       </w:r>
       <w:r>
-        <w:t>To hear real engineering, not a rehearsed answer.</w:t>
+        <w:t>They are probing whether the half-credit rule is principled or arbitrary.</w:t>
       </w:r>
     </w:p>
     <w:p>
@@ -1286,7 +1027,7 @@
         <w:t xml:space="preserve">Short answer: </w:t>
       </w:r>
       <w:r>
-        <w:t>Keeping the browser and the server in exact agreement about the score.</w:t>
+        <w:t>Because a skill from self-study is still real, and zeroing it would penalise exactly our target applicants.</w:t>
       </w:r>
     </w:p>
     <w:p>
@@ -1301,37 +1042,7 @@
         <w:t xml:space="preserve">Longer answer: </w:t>
       </w:r>
       <w:r>
-        <w:t>The applicant previews a score in the browser and the recruiter reads a score from the server. If those two ever disagreed, the whole promise of the system would collapse. We solved it by writing the formula on both sides and adding eight cross-side tests that fail the build if the two ever produce different results.</w:t>
-      </w:r>
-    </w:p>
-    <w:p>
-      <w:pPr>
-        <w:spacing w:after="60"/>
-      </w:pPr>
-      <w:r>
-        <w:rPr>
-          <w:b/>
-          <w:color w:val="16305C"/>
-        </w:rPr>
-        <w:t xml:space="preserve">Follow-up: </w:t>
-      </w:r>
-      <w:r>
-        <w:t>Any others?</w:t>
-      </w:r>
-    </w:p>
-    <w:p>
-      <w:pPr>
-        <w:spacing w:after="60"/>
-      </w:pPr>
-      <w:r>
-        <w:rPr>
-          <w:b/>
-          <w:color w:val="16305C"/>
-        </w:rPr>
-        <w:t xml:space="preserve">Your answer: </w:t>
-      </w:r>
-      <w:r>
-        <w:t>Reading uploaded resumes reliably. Real resumes use tables, columns and odd headings. We wrote a rule-based reader and 46 tests for it, and when a file genuinely cannot be read we say so rather than guessing.</w:t>
+        <w:t>"When a user adds a skill they are asked where they used it, and they must select something already on their resume rather than type one, so a source cannot be invented alongside the skill it supports. A sourced skill counts whole. An unsourced one counts half, never zero — a skill gained from self-study, or from work too brief to record, is still real, and treating it as absent would penalise exactly the applicants this study is about. The half-credit also attaches a cost to unsupported claims: on a posting requiring four skills, an applicant who holds one and adds three without sources reaches 81, not 100."</w:t>
       </w:r>
     </w:p>
     <w:p>
@@ -1344,7 +1055,7 @@
           <w:color w:val="16305C"/>
           <w:sz w:val="23"/>
         </w:rPr>
-        <w:t>Q: What did you learn?</w:t>
+        <w:t>Q: Could an applicant simply copy the required skills off the posting to inflate their score?</w:t>
       </w:r>
     </w:p>
     <w:p>
@@ -1359,7 +1070,7 @@
         <w:t xml:space="preserve">Why they ask: </w:t>
       </w:r>
       <w:r>
-        <w:t>A closing question. Answer personally and briefly.</w:t>
+        <w:t>A fairness and gaming question. The paper answers it honestly rather than claiming immunity.</w:t>
       </w:r>
     </w:p>
     <w:p>
@@ -1374,7 +1085,7 @@
         <w:t xml:space="preserve">Short answer: </w:t>
       </w:r>
       <w:r>
-        <w:t>That transparency is a design decision, not a feature you add at the end.</w:t>
+        <w:t>They could, and three things bound it — but we do not claim to prevent it.</w:t>
       </w:r>
     </w:p>
     <w:p>
@@ -1389,29 +1100,7 @@
         <w:t xml:space="preserve">Longer answer: </w:t>
       </w:r>
       <w:r>
-        <w:t>Every important choice we made came back to one question: can the applicant see why? That shaped the formula, the tiers, the wording of a low score, and the audit trail. We also learned to write down the reason for a decision at the time, because six months later nobody remembers it.</w:t>
-      </w:r>
-    </w:p>
-    <w:p>
-      <w:r>
-        <w:rPr>
-          <w:b/>
-          <w:color w:val="C1272D"/>
-        </w:rPr>
-        <w:t>INFORMATION NEEDED — "What did you personally contribute?" Only you can answer this. Write your own part before the defence: which pages, which features, which chapters. Do not read a made-up answer.</w:t>
-      </w:r>
-    </w:p>
-    <w:p>
-      <w:r>
-        <w:br w:type="page"/>
-      </w:r>
-    </w:p>
-    <w:p>
-      <w:pPr>
-        <w:pStyle w:val="Heading1"/>
-      </w:pPr>
-      <w:r>
-        <w:t>TYPE 2 — QUESTIONS ABOUT OUR STUDY SPECIFICALLY</w:t>
+        <w:t>"They could, and the paper says so rather than pretending otherwise. Three things bound it. First, an unsourced skill counts half, so gaming costs them. Second, the applicant is told how many required skills are missing and of what kind — never which ones — precisely so we do not hand over the exact wording to copy. Third, the uploaded file is forwarded to the recruiter with the application, so a claim is something they can open and check rather than take on trust. What we do not claim is detection. No commercial ATS detects it either on unverified data. Our design limits the consequence rather than the act: the score only orders a list, it rejects nobody, every applicant stays visible, and a named person decides."</w:t>
       </w:r>
     </w:p>
     <w:p>
@@ -1424,7 +1113,7 @@
           <w:color w:val="16305C"/>
           <w:sz w:val="23"/>
         </w:rPr>
-        <w:t>Q: Why 50 percent skills, 25 percent education and 25 percent experience?</w:t>
+        <w:t>Q: Why is there no machine learning? Wouldn't AI make the matching better?</w:t>
       </w:r>
     </w:p>
     <w:p>
@@ -1439,7 +1128,7 @@
         <w:t xml:space="preserve">Why they ask: </w:t>
       </w:r>
       <w:r>
-        <w:t>This is THE question about our study. They will ask it.</w:t>
+        <w:t>A very common question, especially from a technical panelist.</w:t>
       </w:r>
     </w:p>
     <w:p>
@@ -1454,7 +1143,7 @@
         <w:t xml:space="preserve">Short answer: </w:t>
       </w:r>
       <w:r>
-        <w:t>Because skills are what an entry-level job actually needs, and because those weights are a default, not a rule.</w:t>
+        <w:t>Because the whole argument of the study is that the applicant can see and check the score. A model cannot be checked on paper.</w:t>
       </w:r>
     </w:p>
     <w:p>
@@ -1469,37 +1158,7 @@
         <w:t xml:space="preserve">Longer answer: </w:t>
       </w:r>
       <w:r>
-        <w:t>For the fresh graduates this study is about, education is similar across applicants and experience is near zero, so skills are what actually separates one applicant from another. But we did not force it: a recruiter can rebalance the three for any individual opening, as long as they total 100 percent and none falls below 10 percent. Every applicant is shown the weighting the opening used.</w:t>
-      </w:r>
-    </w:p>
-    <w:p>
-      <w:pPr>
-        <w:spacing w:after="60"/>
-      </w:pPr>
-      <w:r>
-        <w:rPr>
-          <w:b/>
-          <w:color w:val="16305C"/>
-        </w:rPr>
-        <w:t xml:space="preserve">Follow-up: </w:t>
-      </w:r>
-      <w:r>
-        <w:t>Where did those numbers come from?</w:t>
-      </w:r>
-    </w:p>
-    <w:p>
-      <w:pPr>
-        <w:spacing w:after="60"/>
-      </w:pPr>
-      <w:r>
-        <w:rPr>
-          <w:b/>
-          <w:color w:val="16305C"/>
-        </w:rPr>
-        <w:t xml:space="preserve">Your answer: </w:t>
-      </w:r>
-      <w:r>
-        <w:t>They are the researchers' default. Instrument B asks recruiters how they actually split those three, and we committed in advance to reporting any divergence between their answer and our default rather than quietly changing one to match the other.</w:t>
+        <w:t>"Deliberately not, and it is a design commitment rather than a limitation of skill. The point of the study is transparency: the applicant sees the same score the recruiter sees, and can understand how it was reached. Our formula is fixed arithmetic anyone can check on paper, and it is deterministic — the same resume and the same posting always produce the same number. A learned model would give us a score we could not fully explain to the person it was about, which would reproduce the exact opacity we set out to fix. We do use an AI service in one place, Google Gemini, and it only reads an uploaded document into fields. It never scores, ranks or recommends, and its output is treated as untrusted input with ten tests covering that."</w:t>
       </w:r>
     </w:p>
     <w:p>
@@ -1512,7 +1171,7 @@
           <w:color w:val="16305C"/>
           <w:sz w:val="23"/>
         </w:rPr>
-        <w:t>Q: Is this an ATS? Are you competing with commercial ATS software?</w:t>
+        <w:t>Q: Your recruiters said skills 44.9, experience 33.9, education 21.2. Your defaults are 50/25/25. Why didn't you change them?</w:t>
       </w:r>
     </w:p>
     <w:p>
@@ -1527,7 +1186,7 @@
         <w:t xml:space="preserve">Why they ask: </w:t>
       </w:r>
       <w:r>
-        <w:t>To test whether you overclaim.</w:t>
+        <w:t>This is a real finding that appears to contradict your design. The answer must be principled.</w:t>
       </w:r>
     </w:p>
     <w:p>
@@ -1542,7 +1201,7 @@
         <w:t xml:space="preserve">Short answer: </w:t>
       </w:r>
       <w:r>
-        <w:t>No. It is ATS-inspired, and we have never compared it to a commercial ATS.</w:t>
+        <w:t>Because changing the default to match the people who then evaluate it would make our own evaluation circular.</w:t>
       </w:r>
     </w:p>
     <w:p>
@@ -1557,34 +1216,15 @@
         <w:t xml:space="preserve">Longer answer: </w:t>
       </w:r>
       <w:r>
-        <w:t>It uses the same idea, comparing a resume against stated requirements, but the formula is our own simple arithmetic, it is fully published, it is deterministic, and unlike a real ATS it never rejects anybody. Any statement we make about how a document reads to software describes OUR processing, not any commercial product.</w:t>
+        <w:t>"We committed in advance to not adjusting the defaults in response to the requirement analysis, and the reason is that those defaults are precisely what recruiters were later asked to judge. Tuning them to match what the same people said they preferred would have made the evaluation circular. Instead we report the divergence as a finding and we built per-posting rebalancing, so a recruiter can set their own weights for an individual opening. The finding shows why that feature matters, not that our default is wrong. And the direction agrees anyway — skills got the largest share from both the system and from seven of the eleven respondents. Education came last from all eleven without exception, which is the only unanimous quantitative result in that instrument."</w:t>
       </w:r>
     </w:p>
     <w:p>
       <w:pPr>
-        <w:spacing w:after="60"/>
+        <w:pStyle w:val="Heading1"/>
       </w:pPr>
       <w:r>
-        <w:rPr>
-          <w:b/>
-          <w:color w:val="16305C"/>
-        </w:rPr>
-        <w:t xml:space="preserve">Follow-up: </w:t>
-      </w:r>
-      <w:r>
-        <w:t>So how do you know your matching is any good?</w:t>
-      </w:r>
-    </w:p>
-    <w:p>
-      <w:pPr>
-        <w:spacing w:after="60"/>
-      </w:pPr>
-      <w:r>
-        <w:rPr>
-          <w:b/>
-          <w:color w:val="16305C"/>
-        </w:rPr>
-        <w:t>Your answer: "We planned a fifth instrument to make exactly that comparison directly — a recruiter ranks five resumes with no score shown, and we compare their order to the system's. We decided not to report a result we could not stand behind and withdrew it from the paper rather than leave a claim without solid data behind it. What we do have is Instrument D, where every one of ten HR respondents placed the system's top-ranked applicant within their own top three — that's their judgement of agreement, not a direct measurement of it, and we say so."</w:t>
+        <w:t>5. About the Results</w:t>
       </w:r>
     </w:p>
     <w:p>
@@ -1597,7 +1237,7 @@
           <w:color w:val="16305C"/>
           <w:sz w:val="23"/>
         </w:rPr>
-        <w:t>Q: Do you use artificial intelligence?</w:t>
+        <w:t>Q: Your IT experts rated the system 4.80. Isn't that suspiciously high?</w:t>
       </w:r>
     </w:p>
     <w:p>
@@ -1612,7 +1252,7 @@
         <w:t xml:space="preserve">Why they ask: </w:t>
       </w:r>
       <w:r>
-        <w:t>A very common trap. Answer precisely.</w:t>
+        <w:t>They are testing whether you will oversell a flattering number.</w:t>
       </w:r>
     </w:p>
     <w:p>
@@ -1627,7 +1267,7 @@
         <w:t xml:space="preserve">Short answer: </w:t>
       </w:r>
       <w:r>
-        <w:t>Not for scoring. There is one optional AI feature and it only reads documents.</w:t>
+        <w:t>It is high, there are only three of them, and it supports no inference beyond those three people.</w:t>
       </w:r>
     </w:p>
     <w:p>
@@ -1642,37 +1282,7 @@
         <w:t xml:space="preserve">Longer answer: </w:t>
       </w:r>
       <w:r>
-        <w:t>No machine learning takes any part in computing a score, a ranking or a recommendation. That is all fixed arithmetic. The one AI feature is Google Gemini, used optionally to read an uploaded resume file into fields so the applicant does not have to retype it. It extracts only. The applicant reviews every extracted value before anything is saved, and ten tests prove a malformed or hostile reply from the model cannot inject bad data.</w:t>
-      </w:r>
-    </w:p>
-    <w:p>
-      <w:pPr>
-        <w:spacing w:after="60"/>
-      </w:pPr>
-      <w:r>
-        <w:rPr>
-          <w:b/>
-          <w:color w:val="16305C"/>
-        </w:rPr>
-        <w:t xml:space="preserve">Follow-up: </w:t>
-      </w:r>
-      <w:r>
-        <w:t>Why not use AI for the matching?</w:t>
-      </w:r>
-    </w:p>
-    <w:p>
-      <w:pPr>
-        <w:spacing w:after="60"/>
-      </w:pPr>
-      <w:r>
-        <w:rPr>
-          <w:b/>
-          <w:color w:val="16305C"/>
-        </w:rPr>
-        <w:t xml:space="preserve">Your answer: </w:t>
-      </w:r>
-      <w:r>
-        <w:t>Because the whole point of this study is that the applicant can be told exactly why they got their score. A model that cannot explain itself would defeat that.</w:t>
+        <w:t>"It is high, and I would not lead with it. There are three experts, so those figures support no inference beyond those three people, and the paper says exactly that. What I would point to instead is that the two groups who actually USED the system — forty-six job seekers and ten recruiters — both landed in the good band, not the excellent one, and no characteristic either group rated reached the 4.50 the top band requires. Only the panel that inspected the code reached the band above. The expert figure tells you the code and the security held up to inspection. It does not tell you the system is excellent to use."</w:t>
       </w:r>
     </w:p>
     <w:p>
@@ -1685,7 +1295,7 @@
           <w:color w:val="16305C"/>
           <w:sz w:val="23"/>
         </w:rPr>
-        <w:t>Q: What happens to an applicant with a low score?</w:t>
+        <w:t>Q: Two of your Cronbach's alpha values are below 0.70. Doesn't that invalidate those scales?</w:t>
       </w:r>
     </w:p>
     <w:p>
@@ -1700,7 +1310,7 @@
         <w:t xml:space="preserve">Why they ask: </w:t>
       </w:r>
       <w:r>
-        <w:t>This is the heart of our study.</w:t>
+        <w:t>A technical statistics question. The answer is that you reported them rather than hid them.</w:t>
       </w:r>
     </w:p>
     <w:p>
@@ -1715,7 +1325,7 @@
         <w:t xml:space="preserve">Short answer: </w:t>
       </w:r>
       <w:r>
-        <w:t>Nothing bad. They stay on the recruiter's list, and they are told how many required skills they are missing and of what kind.</w:t>
+        <w:t>It qualifies them. We committed in advance to reporting alpha as it came out, and we did.</w:t>
       </w:r>
     </w:p>
     <w:p>
@@ -1730,37 +1340,7 @@
         <w:t xml:space="preserve">Longer answer: </w:t>
       </w:r>
       <w:r>
-        <w:t>A low score is never a rejection in our system. No application is hidden or discarded, and every applicant stays visible to the recruiter whatever their score. The applicant is shown the number of missing required skills and whether they are technical or workplace skills, and is then recommended related openings that fit their transferable skills better.</w:t>
-      </w:r>
-    </w:p>
-    <w:p>
-      <w:pPr>
-        <w:spacing w:after="60"/>
-      </w:pPr>
-      <w:r>
-        <w:rPr>
-          <w:b/>
-          <w:color w:val="16305C"/>
-        </w:rPr>
-        <w:t xml:space="preserve">Follow-up: </w:t>
-      </w:r>
-      <w:r>
-        <w:t>Why not tell them exactly WHICH skills are missing?</w:t>
-      </w:r>
-    </w:p>
-    <w:p>
-      <w:pPr>
-        <w:spacing w:after="60"/>
-      </w:pPr>
-      <w:r>
-        <w:rPr>
-          <w:b/>
-          <w:color w:val="16305C"/>
-        </w:rPr>
-        <w:t xml:space="preserve">Your answer: </w:t>
-      </w:r>
-      <w:r>
-        <w:t>Because we do not verify what applicants type. Naming the exact missing skills would be an instruction on what to add untruthfully. Telling them how many and of what kind is useful guidance without being a script.</w:t>
+        <w:t>"It qualifies them and we report them rather than quietly dropping items. Instrument D's functional suitability is 0.52, and the reason is narrow variance rather than items disagreeing — ten respondents agreed too closely on several items for alpha to have much variance to work with, and every item still correlates positively. For Instrument E, alpha is unstable by construction: with three respondents, most items got an identical rating from all three, leaving several with no variance at all to compute a correlation from. We say that where we report it. Dropping an item because it lowered alpha, without saying so, would make the reported figure describe an instrument that was never administered."</w:t>
       </w:r>
     </w:p>
     <w:p>
@@ -1773,7 +1353,7 @@
           <w:color w:val="16305C"/>
           <w:sz w:val="23"/>
         </w:rPr>
-        <w:t>Q: Why do the applicant and the recruiter see the same score?</w:t>
+        <w:t>Q: Your SUS is 74.7. What does that actually mean?</w:t>
       </w:r>
     </w:p>
     <w:p>
@@ -1788,7 +1368,7 @@
         <w:t xml:space="preserve">Why they ask: </w:t>
       </w:r>
       <w:r>
-        <w:t>To test whether transparency is real or decorative.</w:t>
+        <w:t>They want to know whether you understand the instrument or just quoted a number.</w:t>
       </w:r>
     </w:p>
     <w:p>
@@ -1803,7 +1383,7 @@
         <w:t xml:space="preserve">Short answer: </w:t>
       </w:r>
       <w:r>
-        <w:t>Because a score the applicant cannot see cannot be acted on. That is the problem we set out to fix.</w:t>
+        <w:t>It clears both published benchmarks, and it is the only figure in the study comparable to anything outside it.</w:t>
       </w:r>
     </w:p>
     <w:p>
@@ -1818,37 +1398,7 @@
         <w:t xml:space="preserve">Longer answer: </w:t>
       </w:r>
       <w:r>
-        <w:t>It is also enforced technically, not just intended. The formula exists on both the browser and the server, and eight cross-side tests fail the build if the two ever produce a different answer for the same resume and posting. So they cannot drift apart.</w:t>
-      </w:r>
-    </w:p>
-    <w:p>
-      <w:pPr>
-        <w:spacing w:after="60"/>
-      </w:pPr>
-      <w:r>
-        <w:rPr>
-          <w:b/>
-          <w:color w:val="16305C"/>
-        </w:rPr>
-        <w:t xml:space="preserve">Follow-up: </w:t>
-      </w:r>
-      <w:r>
-        <w:t>Could a recruiter see something the applicant does not?</w:t>
-      </w:r>
-    </w:p>
-    <w:p>
-      <w:pPr>
-        <w:spacing w:after="60"/>
-      </w:pPr>
-      <w:r>
-        <w:rPr>
-          <w:b/>
-          <w:color w:val="16305C"/>
-        </w:rPr>
-        <w:t xml:space="preserve">Your answer: </w:t>
-      </w:r>
-      <w:r>
-        <w:t>Yes, two things, deliberately. Private screening notes, and the name of the staff member who made a status change. The applicant learns WHAT was decided and the recorded reason, but not WHO decided it.</w:t>
+        <w:t>"74.7, with a standard deviation of 8.4, a median of 75, a minimum of 50 and a maximum of 90. We fixed two reference points in advance rather than choosing one after seeing the result: 70.14, from Bangor, Kortum and Miller across 2,324 administrations, and 68, the figure most commonly cited as the average, from Sauro. Forty-two of forty-six scored us above 68 and thirty-four above 70.14. It matters because it is the only number in our paper that can be set against systems outside it — everything else comes from instruments we wrote ourselves. Two limits we state with it: both benchmarks describe software in general rather than recruitment systems, and a mean over one session is not equivalent to one accumulated across many studies."</w:t>
       </w:r>
     </w:p>
     <w:p>
@@ -1861,7 +1411,7 @@
           <w:color w:val="16305C"/>
           <w:sz w:val="23"/>
         </w:rPr>
-        <w:t>Q: What is the two-resume design?</w:t>
+        <w:t>Q: Does your system actually save recruiters time?</w:t>
       </w:r>
     </w:p>
     <w:p>
@@ -1876,7 +1426,7 @@
         <w:t xml:space="preserve">Why they ask: </w:t>
       </w:r>
       <w:r>
-        <w:t>It is unusual, so they will ask.</w:t>
+        <w:t>This targets your weakest supported claim. Concede it.</w:t>
       </w:r>
     </w:p>
     <w:p>
@@ -1891,7 +1441,7 @@
         <w:t xml:space="preserve">Short answer: </w:t>
       </w:r>
       <w:r>
-        <w:t>Every application holds two resumes: the one built inside our system, and any file the applicant uploaded.</w:t>
+        <w:t>That is our weakest result and I would not overstate it.</w:t>
       </w:r>
     </w:p>
     <w:p>
@@ -1906,37 +1456,7 @@
         <w:t xml:space="preserve">Longer answer: </w:t>
       </w:r>
       <w:r>
-        <w:t>Both are scored, and both scores are shown. But only the structured one, built inside the system, decides the applicant's position in the ranked list. The uploaded file is passed to the recruiter in full, exactly as the applicant wrote it.</w:t>
-      </w:r>
-    </w:p>
-    <w:p>
-      <w:pPr>
-        <w:spacing w:after="60"/>
-      </w:pPr>
-      <w:r>
-        <w:rPr>
-          <w:b/>
-          <w:color w:val="16305C"/>
-        </w:rPr>
-        <w:t xml:space="preserve">Follow-up: </w:t>
-      </w:r>
-      <w:r>
-        <w:t>Why score the uploaded file at all if it does not affect ranking?</w:t>
-      </w:r>
-    </w:p>
-    <w:p>
-      <w:pPr>
-        <w:spacing w:after="60"/>
-      </w:pPr>
-      <w:r>
-        <w:rPr>
-          <w:b/>
-          <w:color w:val="16305C"/>
-        </w:rPr>
-        <w:t xml:space="preserve">Your answer: </w:t>
-      </w:r>
-      <w:r>
-        <w:t>So the applicant can see what their own document scores. It shows them concretely what a properly structured resume gains them, which is the teaching part of the system.</w:t>
+        <w:t>"That is the claim I would be most careful about. Two figures speak to it and neither is strong. Before use, 'screening takes more time than it should' was the LOWEST rated item from HR at exactly 3.00 — neutral. After use, 'working through the ranked list was quicker than how my department screens now' was the joint-lowest of the fourteen quality items at 4.00. So recruiters did not report time pressure as their main problem beforehand, and they did not report a dramatic saving afterwards. What they DID rate highly was explainability — 4.64 for only trusting a score whose calculation they can see. The system's strength is consistency and transparency, not speed, and the paper says so rather than only reporting the good numbers."</w:t>
       </w:r>
     </w:p>
     <w:p>
@@ -1949,7 +1469,7 @@
           <w:color w:val="16305C"/>
           <w:sz w:val="23"/>
         </w:rPr>
-        <w:t>Q: What is the half credit for skills?</w:t>
+        <w:t>Q: All ten HR respondents rated trust at exactly 4.00 with a standard deviation of zero. Is that not strange?</w:t>
       </w:r>
     </w:p>
     <w:p>
@@ -1964,7 +1484,7 @@
         <w:t xml:space="preserve">Why they ask: </w:t>
       </w:r>
       <w:r>
-        <w:t>A specific rule they may probe.</w:t>
+        <w:t>A sharp reader will spot the zero. It looks like an error.</w:t>
       </w:r>
     </w:p>
     <w:p>
@@ -1979,7 +1499,7 @@
         <w:t xml:space="preserve">Short answer: </w:t>
       </w:r>
       <w:r>
-        <w:t>A skill you can point to a source for counts in full. A skill without a source still counts, at half.</w:t>
+        <w:t>It is real and it is reported as a distribution for exactly that reason.</w:t>
       </w:r>
     </w:p>
     <w:p>
@@ -1994,37 +1514,7 @@
         <w:t xml:space="preserve">Longer answer: </w:t>
       </w:r>
       <w:r>
-        <w:t>In the builder, the applicant ticks where they learned each skill, choosing from the jobs and schools already on their own resume. A skill can be linked to more than one source. We chose half rather than zero because an unsourced skill may still be genuine, and zero would punish someone for not filling in an optional field.</w:t>
-      </w:r>
-    </w:p>
-    <w:p>
-      <w:pPr>
-        <w:spacing w:after="60"/>
-      </w:pPr>
-      <w:r>
-        <w:rPr>
-          <w:b/>
-          <w:color w:val="16305C"/>
-        </w:rPr>
-        <w:t xml:space="preserve">Follow-up: </w:t>
-      </w:r>
-      <w:r>
-        <w:t>Could someone just tick everything?</w:t>
-      </w:r>
-    </w:p>
-    <w:p>
-      <w:pPr>
-        <w:spacing w:after="60"/>
-      </w:pPr>
-      <w:r>
-        <w:rPr>
-          <w:b/>
-          <w:color w:val="16305C"/>
-        </w:rPr>
-        <w:t xml:space="preserve">Your answer: </w:t>
-      </w:r>
-      <w:r>
-        <w:t>They could, and the system cannot detect it, exactly as a commercial ATS cannot detect a false claim on unverified data. We say so in the limitations. The design limits the consequence rather than the act.</w:t>
+        <w:t>"It is genuine. Every one of the ten selected 4 on that item and none selected 3 or 5, which is what produces a standard deviation of exactly 0.00. We report it with its distribution rather than as a mean alone, and the table note says so explicitly. It is unanimous agreement at 'agree' rather than 'strongly agree' — which reads to me as measured confidence rather than enthusiasm, and that is arguably the more credible result for a system they had used once."</w:t>
       </w:r>
     </w:p>
     <w:p>
@@ -2037,7 +1527,7 @@
           <w:color w:val="16305C"/>
           <w:sz w:val="23"/>
         </w:rPr>
-        <w:t>Q: Why nine application statuses?</w:t>
+        <w:t>Q: Four of your ten recruiters spotted a flaw in your formula. Doesn't that undermine it?</w:t>
       </w:r>
     </w:p>
     <w:p>
@@ -2052,7 +1542,7 @@
         <w:t xml:space="preserve">Why they ask: </w:t>
       </w:r>
       <w:r>
-        <w:t>To check the system matches a real workplace.</w:t>
+        <w:t>They are testing whether you treat a critical finding as a failure or as data.</w:t>
       </w:r>
     </w:p>
     <w:p>
@@ -2067,7 +1557,7 @@
         <w:t xml:space="preserve">Short answer: </w:t>
       </w:r>
       <w:r>
-        <w:t>Because that is our partner company's actual hiring pipeline.</w:t>
+        <w:t>It confirms the formula is legible enough to critique, and we turned it into our first recommendation.</w:t>
       </w:r>
     </w:p>
     <w:p>
@@ -2082,37 +1572,15 @@
         <w:t xml:space="preserve">Longer answer: </w:t>
       </w:r>
       <w:r>
-        <w:t>The eight stages are applied, for scheduling, initial interview, testing, shortlisted, final interview and selection, job offer, and hired. Then not selected, and withdrawn, which is the applicant's own. We expanded from a shorter list after Clark Outsourcing described how they really move an applicant along.</w:t>
+        <w:t>"Four of ten identified that the experience component measures how long someone worked rather than whether the work was relevant. That is a correct reading of the formula, not a misunderstanding, and we record it as a finding rather than a complaint. I would say two things about it. First, it is evidence the formula is transparent enough that domain experts can inspect it and identify its properties — which is the whole point of publishing it. Second, it became the first recommendation in our system recommendations: add a relevance component so applicants with shorter but more relevant experience rank more accurately."</w:t>
       </w:r>
     </w:p>
     <w:p>
       <w:pPr>
-        <w:spacing w:after="60"/>
+        <w:pStyle w:val="Heading1"/>
       </w:pPr>
       <w:r>
-        <w:rPr>
-          <w:b/>
-          <w:color w:val="16305C"/>
-        </w:rPr>
-        <w:t xml:space="preserve">Follow-up: </w:t>
-      </w:r>
-      <w:r>
-        <w:t>Why can a recruiter not set "withdrawn"?</w:t>
-      </w:r>
-    </w:p>
-    <w:p>
-      <w:pPr>
-        <w:spacing w:after="60"/>
-      </w:pPr>
-      <w:r>
-        <w:rPr>
-          <w:b/>
-          <w:color w:val="16305C"/>
-        </w:rPr>
-        <w:t xml:space="preserve">Your answer: </w:t>
-      </w:r>
-      <w:r>
-        <w:t>Because it belongs to the applicant. It is their decision to stop pursuing an application, so only they can set it.</w:t>
+        <w:t>6. About Validity and Bias</w:t>
       </w:r>
     </w:p>
     <w:p>
@@ -2125,7 +1593,7 @@
           <w:color w:val="16305C"/>
           <w:sz w:val="23"/>
         </w:rPr>
-        <w:t>Q: What is your research design and why?</w:t>
+        <w:t>Q: You built the system and you evaluated it. How can we trust these ratings?</w:t>
       </w:r>
     </w:p>
     <w:p>
@@ -2140,7 +1608,7 @@
         <w:t xml:space="preserve">Why they ask: </w:t>
       </w:r>
       <w:r>
-        <w:t>Standard, but they will ask for the reason.</w:t>
+        <w:t>The hardest fair question in the defence. Never get defensive.</w:t>
       </w:r>
     </w:p>
     <w:p>
@@ -2155,7 +1623,7 @@
         <w:t xml:space="preserve">Short answer: </w:t>
       </w:r>
       <w:r>
-        <w:t>Quantitative descriptive.</w:t>
+        <w:t>You should discount them somewhat, and here are the four things we did to limit it.</w:t>
       </w:r>
     </w:p>
     <w:p>
@@ -2170,37 +1638,7 @@
         <w:t xml:space="preserve">Longer answer: </w:t>
       </w:r>
       <w:r>
-        <w:t>Our questions ask how widely a difficulty is shared and how a defined group rates a system against defined criteria. Those are answered by counting and averaging closed responses. We make no causal claim and we have no control group, so a descriptive design is the honest fit.</w:t>
-      </w:r>
-    </w:p>
-    <w:p>
-      <w:pPr>
-        <w:spacing w:after="60"/>
-      </w:pPr>
-      <w:r>
-        <w:rPr>
-          <w:b/>
-          <w:color w:val="16305C"/>
-        </w:rPr>
-        <w:t xml:space="preserve">Follow-up: </w:t>
-      </w:r>
-      <w:r>
-        <w:t>Why not mixed methods?</w:t>
-      </w:r>
-    </w:p>
-    <w:p>
-      <w:pPr>
-        <w:spacing w:after="60"/>
-      </w:pPr>
-      <w:r>
-        <w:rPr>
-          <w:b/>
-          <w:color w:val="16305C"/>
-        </w:rPr>
-        <w:t xml:space="preserve">Your answer: </w:t>
-      </w:r>
-      <w:r>
-        <w:t>Every item in our instruments is closed, which is a real limitation and we record it: a respondent who met a problem we did not anticipate has no way to report it. The pilot test is the only stage where such a problem can surface.</w:t>
+        <w:t>"You should treat them with some caution, and we say so in the paper rather than waiting to be asked. Four measures exist specifically against it. Responses are confidential and never reported in identifiable form. No researcher was present while any respondent answered — they completed the tasks themselves and then answered alone. The invitation states explicitly that critical and negative accounts are as useful to the study as favourable ones. And the interpretation scale was published before we collected any data, so we could not choose the bands to suit the result. Those limit the effect. They do not eliminate it, and the residual is recorded under Limitations. The one figure I would point to as partial evidence the measures worked: neither user group reached the excellent band on any characteristic."</w:t>
       </w:r>
     </w:p>
     <w:p>
@@ -2213,7 +1651,7 @@
           <w:color w:val="16305C"/>
           <w:sz w:val="23"/>
         </w:rPr>
-        <w:t>Q: Who are your respondents and how many?</w:t>
+        <w:t>Q: Your respondents answered your problem survey and then rated your solution. Isn't that priming?</w:t>
       </w:r>
     </w:p>
     <w:p>
@@ -2228,7 +1666,7 @@
         <w:t xml:space="preserve">Why they ask: </w:t>
       </w:r>
       <w:r>
-        <w:t>They will check your numbers.</w:t>
+        <w:t>A subtle validity question. The paper addresses it directly under Validity.</w:t>
       </w:r>
     </w:p>
     <w:p>
@@ -2243,7 +1681,7 @@
         <w:t xml:space="preserve">Short answer: </w:t>
       </w:r>
       <w:r>
-        <w:t>Three groups: 40 job seekers targeted, about 10 HR staff as a census, plus IT experts.</w:t>
+        <w:t>Yes, and we name it rather than hide it. They are informed rather than naive users.</w:t>
       </w:r>
     </w:p>
     <w:p>
@@ -2258,37 +1696,7 @@
         <w:t xml:space="preserve">Longer answer: </w:t>
       </w:r>
       <w:r>
-        <w:t>The 40 refers to respondents who complete BOTH the before and after instruments, because the paired comparison needs the same person twice. The HR group is a purposive census of a small department, not a sample. IT experts must have at least three years of professional experience in software development, systems administration or teaching IT.</w:t>
-      </w:r>
-    </w:p>
-    <w:p>
-      <w:pPr>
-        <w:spacing w:after="60"/>
-      </w:pPr>
-      <w:r>
-        <w:rPr>
-          <w:b/>
-          <w:color w:val="16305C"/>
-        </w:rPr>
-        <w:t xml:space="preserve">Follow-up: </w:t>
-      </w:r>
-      <w:r>
-        <w:t>Why did you not use Slovin's formula?</w:t>
-      </w:r>
-    </w:p>
-    <w:p>
-      <w:pPr>
-        <w:spacing w:after="60"/>
-      </w:pPr>
-      <w:r>
-        <w:rPr>
-          <w:b/>
-          <w:color w:val="16305C"/>
-        </w:rPr>
-        <w:t xml:space="preserve">Your answer: </w:t>
-      </w:r>
-      <w:r>
-        <w:t>Because Slovin bounds the error of an estimate from random sampling, and ours is purposive with no sampling frame to draw randomly from. A margin of error computed over a purposively chosen group would carry no inferential meaning.</w:t>
+        <w:t>"It is, and the paper raises it under Validity and Reliability rather than leaving it to be found. A job seeker asked to rate how difficult each part of writing a resume is has been made to attend to those difficulties before ever opening the system. An HR respondent asked to allocate weight across skills, education and experience has been prompted to think about weighting before meeting a system that weights. We treat the post-use responses as ratings from informed rather than naive users and report them as such. The alternative was to recruit separate groups, which removes the priming but also removes the ability to compare the same person's account of the problem with their rating of the solution — and that comparison is the one the study is most interested in."</w:t>
       </w:r>
     </w:p>
     <w:p>
@@ -2301,7 +1709,7 @@
           <w:color w:val="16305C"/>
           <w:sz w:val="23"/>
         </w:rPr>
-        <w:t>Q: Where was the study conducted?</w:t>
+        <w:t>Q: Every item in your instruments is closed. What if a respondent had a problem you did not anticipate?</w:t>
       </w:r>
     </w:p>
     <w:p>
@@ -2316,7 +1724,7 @@
         <w:t xml:space="preserve">Why they ask: </w:t>
       </w:r>
       <w:r>
-        <w:t>Simple factual question.</w:t>
+        <w:t>A design-limitation question with no comfortable answer. Concede it.</w:t>
       </w:r>
     </w:p>
     <w:p>
@@ -2331,7 +1739,7 @@
         <w:t xml:space="preserve">Short answer: </w:t>
       </w:r>
       <w:r>
-        <w:t>Holy Angel University in Angeles City, and Clark Outsourcing in Clark Freeport Zone, both in Pampanga.</w:t>
+        <w:t>They had no way to tell us, and we list that as a limitation.</w:t>
       </w:r>
     </w:p>
     <w:p>
@@ -2346,7 +1754,15 @@
         <w:t xml:space="preserve">Longer answer: </w:t>
       </w:r>
       <w:r>
-        <w:t>We chose the university because we are based there and it gives access to job seeker respondents, and the partner company because it gives access to HR personnel who screen applicants as part of their daily work.</w:t>
+        <w:t>"Then they had no way to report it, and that is a real limitation which we state. Our instruments can measure how strongly respondents agree with statements we wrote. They cannot surface a problem no item asks about. The pilot test with three to five people outside the sample was the only stage at which an unanticipated issue could enter the instrument, and anything arising after distribution is lost to this study. We chose closed items so that every response could be counted and no quotation could carry a respondent's identity into the findings — but the cost is exactly the one you have named."</w:t>
+      </w:r>
+    </w:p>
+    <w:p>
+      <w:pPr>
+        <w:pStyle w:val="Heading1"/>
+      </w:pPr>
+      <w:r>
+        <w:t>7. About the Appendices and the Evidence</w:t>
       </w:r>
     </w:p>
     <w:p>
@@ -2359,7 +1775,7 @@
           <w:color w:val="16305C"/>
           <w:sz w:val="23"/>
         </w:rPr>
-        <w:t>Q: How will you analyse your data?</w:t>
+        <w:t>Q: How do we know the evaluation actually happened?</w:t>
       </w:r>
     </w:p>
     <w:p>
@@ -2374,7 +1790,7 @@
         <w:t xml:space="preserve">Why they ask: </w:t>
       </w:r>
       <w:r>
-        <w:t>To check you know your own statistics.</w:t>
+        <w:t>Rare but possible, especially if a panelist doubts a flattering number.</w:t>
       </w:r>
     </w:p>
     <w:p>
@@ -2386,7 +1802,10 @@
           <w:b/>
           <w:color w:val="16305C"/>
         </w:rPr>
-        <w:t>Short answer: Mostly descriptive: frequencies and weighted means with standard deviations. One inferential test, a Wilcoxon test, on the four before-and-after items — the paired signed-rank form where enough respondents link their two surveys, the unpaired rank-sum form where they don't.</w:t>
+        <w:t xml:space="preserve">Short answer: </w:t>
+      </w:r>
+      <w:r>
+        <w:t>Appendices G through L exist for exactly that.</w:t>
       </w:r>
     </w:p>
     <w:p>
@@ -2398,37 +1817,10 @@
           <w:b/>
           <w:color w:val="16305C"/>
         </w:rPr>
-        <w:t>Longer answer: The System Usability Scale is scored by its own published method. The interpretation scale was fixed in advance: 4.50 to 5.00 excellent, 3.50 to 4.49 good, 2.50 to 3.49 fair, 1.50 to 2.49 poor, 1.00 to 1.49 very poor.</w:t>
-      </w:r>
-    </w:p>
-    <w:p>
-      <w:pPr>
-        <w:spacing w:after="60"/>
-      </w:pPr>
-      <w:r>
-        <w:rPr>
-          <w:b/>
-          <w:color w:val="16305C"/>
-        </w:rPr>
-        <w:t xml:space="preserve">Follow-up: </w:t>
+        <w:t xml:space="preserve">Longer answer: </w:t>
       </w:r>
       <w:r>
-        <w:t>Why report standard deviation as well as the mean?</w:t>
-      </w:r>
-    </w:p>
-    <w:p>
-      <w:pPr>
-        <w:spacing w:after="60"/>
-      </w:pPr>
-      <w:r>
-        <w:rPr>
-          <w:b/>
-          <w:color w:val="16305C"/>
-        </w:rPr>
-        <w:t xml:space="preserve">Your answer: </w:t>
-      </w:r>
-      <w:r>
-        <w:t>So a mean produced by genuine agreement is not confused with a mean produced by two opposed groups averaging out.</w:t>
+        <w:t>"Six of our twelve appendices are evidence rather than instruments. Appendices G, H and I reproduce the Google Forms as each respondent group actually saw them. Appendices J and K are the module-by-module alpha testing records for the job seeker and HR sides. Appendix L is photo documentation of the IT expert evaluation taking place. Beyond that we keep an audit trail — the instruments, the raw exported responses, the analysis spreadsheet with its formulas, and a record of every response we excluded and why. The paper says it is available to the panel on request, and it is."</w:t>
       </w:r>
     </w:p>
     <w:p>
@@ -2441,7 +1833,7 @@
           <w:color w:val="16305C"/>
           <w:sz w:val="23"/>
         </w:rPr>
-        <w:t>Q: Your responses are not anonymous. Explain.</w:t>
+        <w:t>Q: Walk us through your appendices.</w:t>
       </w:r>
     </w:p>
     <w:p>
@@ -2456,7 +1848,7 @@
         <w:t xml:space="preserve">Why they ask: </w:t>
       </w:r>
       <w:r>
-        <w:t>A sharp ethics question, and our paper flags it first.</w:t>
+        <w:t>A structural question, easy marks if you know the letters.</w:t>
       </w:r>
     </w:p>
     <w:p>
@@ -2471,7 +1863,7 @@
         <w:t xml:space="preserve">Short answer: </w:t>
       </w:r>
       <w:r>
-        <w:t>They are confidential, not anonymous, and we say so plainly because it was a departure from our plan.</w:t>
+        <w:t>Twelve, A through L.</w:t>
       </w:r>
     </w:p>
     <w:p>
@@ -2486,73 +1878,15 @@
         <w:t xml:space="preserve">Longer answer: </w:t>
       </w:r>
       <w:r>
-        <w:t>The plan was a respondent-generated code and no identifying field. The form as built asks instead for an optional email at the end. It does that so a person's before answer can be matched to their own after answer, which the paired comparison requires, and so we can evidence the responses came from real people. Responses are never reported in identifiable form.</w:t>
+        <w:t>"A is the full set of research instruments, with every rated item labelled with the ISO characteristic it belongs to. B is the informed consent form. C is the two respondent task sheets. D is the signed letter of request and permission to Clark Outsourcing. E is the user manual. F is the system design diagrams — the Gantt chart, the use case diagram and the entity relationship diagram. G, H and I are the three Google Forms as administered. J and K are the alpha testing documentation for each user side. L is the photo documentation of the IT expert evaluation."</w:t>
       </w:r>
     </w:p>
     <w:p>
       <w:pPr>
-        <w:spacing w:after="60"/>
+        <w:pStyle w:val="Heading1"/>
       </w:pPr>
       <w:r>
-        <w:rPr>
-          <w:b/>
-          <w:color w:val="16305C"/>
-        </w:rPr>
-        <w:t xml:space="preserve">Follow-up: </w:t>
-      </w:r>
-      <w:r>
-        <w:t>What did that cost you?</w:t>
-      </w:r>
-    </w:p>
-    <w:p>
-      <w:pPr>
-        <w:spacing w:after="60"/>
-      </w:pPr>
-      <w:r>
-        <w:rPr>
-          <w:b/>
-          <w:color w:val="16305C"/>
-        </w:rPr>
-        <w:t xml:space="preserve">Your answer: </w:t>
-      </w:r>
-      <w:r>
-        <w:t>Only 29 of 103 gave the email, and only 20 of those are in our target group. So the paired analysis is bounded at about 20 pairs against a planned 40, which is enough to detect only a large change. We report that as a limitation of the paired analysis alone.</w:t>
-      </w:r>
-    </w:p>
-    <w:p>
-      <w:r>
-        <w:br w:type="page"/>
-      </w:r>
-    </w:p>
-    <w:p>
-      <w:pPr>
-        <w:pStyle w:val="Heading1"/>
-      </w:pPr>
-      <w:r>
-        <w:t>DIFFICULT QUESTIONS</w:t>
-      </w:r>
-    </w:p>
-    <w:p>
-      <w:r>
-        <w:rPr>
-          <w:b w:val="0"/>
-          <w:i/>
-          <w:sz w:val="22"/>
-        </w:rPr>
-        <w:t>Short, honest answers. Do not argue with the panel.</w:t>
-      </w:r>
-    </w:p>
-    <w:p>
-      <w:pPr>
-        <w:spacing w:before="200"/>
-      </w:pPr>
-      <w:r>
-        <w:rPr>
-          <w:b/>
-          <w:color w:val="16305C"/>
-          <w:sz w:val="23"/>
-        </w:rPr>
-        <w:t>Q: Why should we approve your project?</w:t>
+        <w:t>8. Rapid-Fire Questions</w:t>
       </w:r>
     </w:p>
     <w:p>
@@ -2562,20 +1896,825 @@
           <w:i w:val="0"/>
           <w:sz w:val="22"/>
         </w:rPr>
-        <w:t>"Because it answers a problem we measured before we built anything, the system is complete and working, and every claim we make is either demonstrable or reported as a limitation. We have 232 automated tests across eleven suites and results from all five evaluation instruments, and where the study is limited we say so rather than hide it."</w:t>
+        <w:t>One-line answers. Drill these until they are automatic.</w:t>
       </w:r>
     </w:p>
+    <w:tbl>
+      <w:tblPr>
+        <w:tblStyle w:val="LightGrid-Accent1"/>
+        <w:tblW w:type="auto" w:w="0"/>
+        <w:tblLook w:firstColumn="1" w:firstRow="1" w:lastColumn="0" w:lastRow="0" w:noHBand="0" w:noVBand="1" w:val="04A0"/>
+      </w:tblPr>
+      <w:tblGrid>
+        <w:gridCol w:w="4320"/>
+        <w:gridCol w:w="4320"/>
+      </w:tblGrid>
+      <w:tr>
+        <w:tc>
+          <w:tcPr>
+            <w:tcW w:type="dxa" w:w="3744"/>
+          </w:tcPr>
+          <w:p>
+            <w:r/>
+            <w:r>
+              <w:rPr>
+                <w:b/>
+              </w:rPr>
+              <w:t>Question</w:t>
+            </w:r>
+          </w:p>
+        </w:tc>
+        <w:tc>
+          <w:tcPr>
+            <w:tcW w:type="dxa" w:w="5184"/>
+          </w:tcPr>
+          <w:p>
+            <w:r/>
+            <w:r>
+              <w:rPr>
+                <w:b/>
+              </w:rPr>
+              <w:t>Answer</w:t>
+            </w:r>
+          </w:p>
+        </w:tc>
+      </w:tr>
+      <w:tr>
+        <w:tc>
+          <w:tcPr>
+            <w:tcW w:type="dxa" w:w="3744"/>
+          </w:tcPr>
+          <w:p>
+            <w:r/>
+            <w:r>
+              <w:t>What does Linaw mean?</w:t>
+            </w:r>
+          </w:p>
+        </w:tc>
+        <w:tc>
+          <w:tcPr>
+            <w:tcW w:type="dxa" w:w="5184"/>
+          </w:tcPr>
+          <w:p>
+            <w:r/>
+            <w:r>
+              <w:t>Clear, in Filipino.</w:t>
+            </w:r>
+          </w:p>
+        </w:tc>
+      </w:tr>
+      <w:tr>
+        <w:tc>
+          <w:tcPr>
+            <w:tcW w:type="dxa" w:w="3744"/>
+          </w:tcPr>
+          <w:p>
+            <w:r/>
+            <w:r>
+              <w:t>Who is your partner company?</w:t>
+            </w:r>
+          </w:p>
+        </w:tc>
+        <w:tc>
+          <w:tcPr>
+            <w:tcW w:type="dxa" w:w="5184"/>
+          </w:tcPr>
+          <w:p>
+            <w:r/>
+            <w:r>
+              <w:t>Clark Outsourcing, a BPO in Clark Freeport Zone, Pampanga.</w:t>
+            </w:r>
+          </w:p>
+        </w:tc>
+      </w:tr>
+      <w:tr>
+        <w:tc>
+          <w:tcPr>
+            <w:tcW w:type="dxa" w:w="3744"/>
+          </w:tcPr>
+          <w:p>
+            <w:r/>
+            <w:r>
+              <w:t>How many objectives?</w:t>
+            </w:r>
+          </w:p>
+        </w:tc>
+        <w:tc>
+          <w:tcPr>
+            <w:tcW w:type="dxa" w:w="5184"/>
+          </w:tcPr>
+          <w:p>
+            <w:r/>
+            <w:r>
+              <w:t>Three specific, under one primary.</w:t>
+            </w:r>
+          </w:p>
+        </w:tc>
+      </w:tr>
+      <w:tr>
+        <w:tc>
+          <w:tcPr>
+            <w:tcW w:type="dxa" w:w="3744"/>
+          </w:tcPr>
+          <w:p>
+            <w:r/>
+            <w:r>
+              <w:t>How many research questions?</w:t>
+            </w:r>
+          </w:p>
+        </w:tc>
+        <w:tc>
+          <w:tcPr>
+            <w:tcW w:type="dxa" w:w="5184"/>
+          </w:tcPr>
+          <w:p>
+            <w:r/>
+            <w:r>
+              <w:t>Six. Table 1 maps each to its instrument.</w:t>
+            </w:r>
+          </w:p>
+        </w:tc>
+      </w:tr>
+      <w:tr>
+        <w:tc>
+          <w:tcPr>
+            <w:tcW w:type="dxa" w:w="3744"/>
+          </w:tcPr>
+          <w:p>
+            <w:r/>
+            <w:r>
+              <w:t>How many instruments?</w:t>
+            </w:r>
+          </w:p>
+        </w:tc>
+        <w:tc>
+          <w:tcPr>
+            <w:tcW w:type="dxa" w:w="5184"/>
+          </w:tcPr>
+          <w:p>
+            <w:r/>
+            <w:r>
+              <w:t>Five, A through E.</w:t>
+            </w:r>
+          </w:p>
+        </w:tc>
+      </w:tr>
+      <w:tr>
+        <w:tc>
+          <w:tcPr>
+            <w:tcW w:type="dxa" w:w="3744"/>
+          </w:tcPr>
+          <w:p>
+            <w:r/>
+            <w:r>
+              <w:t>How many respondents?</w:t>
+            </w:r>
+          </w:p>
+        </w:tc>
+        <w:tc>
+          <w:tcPr>
+            <w:tcW w:type="dxa" w:w="5184"/>
+          </w:tcPr>
+          <w:p>
+            <w:r/>
+            <w:r>
+              <w:t>46 job seekers, 11 HR before and 10 after, 3 IT experts.</w:t>
+            </w:r>
+          </w:p>
+        </w:tc>
+      </w:tr>
+      <w:tr>
+        <w:tc>
+          <w:tcPr>
+            <w:tcW w:type="dxa" w:w="3744"/>
+          </w:tcPr>
+          <w:p>
+            <w:r/>
+            <w:r>
+              <w:t>What is your development model?</w:t>
+            </w:r>
+          </w:p>
+        </w:tc>
+        <w:tc>
+          <w:tcPr>
+            <w:tcW w:type="dxa" w:w="5184"/>
+          </w:tcPr>
+          <w:p>
+            <w:r/>
+            <w:r>
+              <w:t>Agile (Pressman, 2014).</w:t>
+            </w:r>
+          </w:p>
+        </w:tc>
+      </w:tr>
+      <w:tr>
+        <w:tc>
+          <w:tcPr>
+            <w:tcW w:type="dxa" w:w="3744"/>
+          </w:tcPr>
+          <w:p>
+            <w:r/>
+            <w:r>
+              <w:t>What is your research design?</w:t>
+            </w:r>
+          </w:p>
+        </w:tc>
+        <w:tc>
+          <w:tcPr>
+            <w:tcW w:type="dxa" w:w="5184"/>
+          </w:tcPr>
+          <w:p>
+            <w:r/>
+            <w:r>
+              <w:t>Quantitative descriptive, with a one-group pretest-posttest strand.</w:t>
+            </w:r>
+          </w:p>
+        </w:tc>
+      </w:tr>
+      <w:tr>
+        <w:tc>
+          <w:tcPr>
+            <w:tcW w:type="dxa" w:w="3744"/>
+          </w:tcPr>
+          <w:p>
+            <w:r/>
+            <w:r>
+              <w:t>What sampling?</w:t>
+            </w:r>
+          </w:p>
+        </w:tc>
+        <w:tc>
+          <w:tcPr>
+            <w:tcW w:type="dxa" w:w="5184"/>
+          </w:tcPr>
+          <w:p>
+            <w:r/>
+            <w:r>
+              <w:t>Purposive.</w:t>
+            </w:r>
+          </w:p>
+        </w:tc>
+      </w:tr>
+      <w:tr>
+        <w:tc>
+          <w:tcPr>
+            <w:tcW w:type="dxa" w:w="3744"/>
+          </w:tcPr>
+          <w:p>
+            <w:r/>
+            <w:r>
+              <w:t>Default weights?</w:t>
+            </w:r>
+          </w:p>
+        </w:tc>
+        <w:tc>
+          <w:tcPr>
+            <w:tcW w:type="dxa" w:w="5184"/>
+          </w:tcPr>
+          <w:p>
+            <w:r/>
+            <w:r>
+              <w:t>50 percent skills, 25 education, 25 experience. Certificates optional at zero.</w:t>
+            </w:r>
+          </w:p>
+        </w:tc>
+      </w:tr>
+      <w:tr>
+        <w:tc>
+          <w:tcPr>
+            <w:tcW w:type="dxa" w:w="3744"/>
+          </w:tcPr>
+          <w:p>
+            <w:r/>
+            <w:r>
+              <w:t>Minimum weight per component?</w:t>
+            </w:r>
+          </w:p>
+        </w:tc>
+        <w:tc>
+          <w:tcPr>
+            <w:tcW w:type="dxa" w:w="5184"/>
+          </w:tcPr>
+          <w:p>
+            <w:r/>
+            <w:r>
+              <w:t>10 percent for skills, education and experience. Certificates may be zero.</w:t>
+            </w:r>
+          </w:p>
+        </w:tc>
+      </w:tr>
+      <w:tr>
+        <w:tc>
+          <w:tcPr>
+            <w:tcW w:type="dxa" w:w="3744"/>
+          </w:tcPr>
+          <w:p>
+            <w:r/>
+            <w:r>
+              <w:t>Tiers?</w:t>
+            </w:r>
+          </w:p>
+        </w:tc>
+        <w:tc>
+          <w:tcPr>
+            <w:tcW w:type="dxa" w:w="5184"/>
+          </w:tcPr>
+          <w:p>
+            <w:r/>
+            <w:r>
+              <w:t>Strong 80 and above, possible 50 to 79, related below 50.</w:t>
+            </w:r>
+          </w:p>
+        </w:tc>
+      </w:tr>
+      <w:tr>
+        <w:tc>
+          <w:tcPr>
+            <w:tcW w:type="dxa" w:w="3744"/>
+          </w:tcPr>
+          <w:p>
+            <w:r/>
+            <w:r>
+              <w:t>How many statuses?</w:t>
+            </w:r>
+          </w:p>
+        </w:tc>
+        <w:tc>
+          <w:tcPr>
+            <w:tcW w:type="dxa" w:w="5184"/>
+          </w:tcPr>
+          <w:p>
+            <w:r/>
+            <w:r>
+              <w:t>Ten states. Nine a recruiter can set, plus withdrawn, which is the applicant's alone.</w:t>
+            </w:r>
+          </w:p>
+        </w:tc>
+      </w:tr>
+      <w:tr>
+        <w:tc>
+          <w:tcPr>
+            <w:tcW w:type="dxa" w:w="3744"/>
+          </w:tcPr>
+          <w:p>
+            <w:r/>
+            <w:r>
+              <w:t>How many designs?</w:t>
+            </w:r>
+          </w:p>
+        </w:tc>
+        <w:tc>
+          <w:tcPr>
+            <w:tcW w:type="dxa" w:w="5184"/>
+          </w:tcPr>
+          <w:p>
+            <w:r/>
+            <w:r>
+              <w:t>Fourteen, all single-column and parser-safe.</w:t>
+            </w:r>
+          </w:p>
+        </w:tc>
+      </w:tr>
+      <w:tr>
+        <w:tc>
+          <w:tcPr>
+            <w:tcW w:type="dxa" w:w="3744"/>
+          </w:tcPr>
+          <w:p>
+            <w:r/>
+            <w:r>
+              <w:t>How many content formats?</w:t>
+            </w:r>
+          </w:p>
+        </w:tc>
+        <w:tc>
+          <w:tcPr>
+            <w:tcW w:type="dxa" w:w="5184"/>
+          </w:tcPr>
+          <w:p>
+            <w:r/>
+            <w:r>
+              <w:t>Three: chronological, functional, combination.</w:t>
+            </w:r>
+          </w:p>
+        </w:tc>
+      </w:tr>
+      <w:tr>
+        <w:tc>
+          <w:tcPr>
+            <w:tcW w:type="dxa" w:w="3744"/>
+          </w:tcPr>
+          <w:p>
+            <w:r/>
+            <w:r>
+              <w:t>How many tests?</w:t>
+            </w:r>
+          </w:p>
+        </w:tc>
+        <w:tc>
+          <w:tcPr>
+            <w:tcW w:type="dxa" w:w="5184"/>
+          </w:tcPr>
+          <w:p>
+            <w:r/>
+            <w:r>
+              <w:t>232 across eleven suites, all passing.</w:t>
+            </w:r>
+          </w:p>
+        </w:tc>
+      </w:tr>
+      <w:tr>
+        <w:tc>
+          <w:tcPr>
+            <w:tcW w:type="dxa" w:w="3744"/>
+          </w:tcPr>
+          <w:p>
+            <w:r/>
+            <w:r>
+              <w:t>How many database tables?</w:t>
+            </w:r>
+          </w:p>
+        </w:tc>
+        <w:tc>
+          <w:tcPr>
+            <w:tcW w:type="dxa" w:w="5184"/>
+          </w:tcPr>
+          <w:p>
+            <w:r/>
+            <w:r>
+              <w:t>24, with 30 foreign keys.</w:t>
+            </w:r>
+          </w:p>
+        </w:tc>
+      </w:tr>
+      <w:tr>
+        <w:tc>
+          <w:tcPr>
+            <w:tcW w:type="dxa" w:w="3744"/>
+          </w:tcPr>
+          <w:p>
+            <w:r/>
+            <w:r>
+              <w:t>How many API endpoints?</w:t>
+            </w:r>
+          </w:p>
+        </w:tc>
+        <w:tc>
+          <w:tcPr>
+            <w:tcW w:type="dxa" w:w="5184"/>
+          </w:tcPr>
+          <w:p>
+            <w:r/>
+            <w:r>
+              <w:t>56.</w:t>
+            </w:r>
+          </w:p>
+        </w:tc>
+      </w:tr>
+      <w:tr>
+        <w:tc>
+          <w:tcPr>
+            <w:tcW w:type="dxa" w:w="3744"/>
+          </w:tcPr>
+          <w:p>
+            <w:r/>
+            <w:r>
+              <w:t>How many pages?</w:t>
+            </w:r>
+          </w:p>
+        </w:tc>
+        <w:tc>
+          <w:tcPr>
+            <w:tcW w:type="dxa" w:w="5184"/>
+          </w:tcPr>
+          <w:p>
+            <w:r/>
+            <w:r>
+              <w:t>18.</w:t>
+            </w:r>
+          </w:p>
+        </w:tc>
+      </w:tr>
+      <w:tr>
+        <w:tc>
+          <w:tcPr>
+            <w:tcW w:type="dxa" w:w="3744"/>
+          </w:tcPr>
+          <w:p>
+            <w:r/>
+            <w:r>
+              <w:t>How many skills?</w:t>
+            </w:r>
+          </w:p>
+        </w:tc>
+        <w:tc>
+          <w:tcPr>
+            <w:tcW w:type="dxa" w:w="5184"/>
+          </w:tcPr>
+          <w:p>
+            <w:r/>
+            <w:r>
+              <w:t>104 canonical, 223 vocabulary entries, 85 with a synonym — 81.7 percent.</w:t>
+            </w:r>
+          </w:p>
+        </w:tc>
+      </w:tr>
+      <w:tr>
+        <w:tc>
+          <w:tcPr>
+            <w:tcW w:type="dxa" w:w="3744"/>
+          </w:tcPr>
+          <w:p>
+            <w:r/>
+            <w:r>
+              <w:t>What quality standard?</w:t>
+            </w:r>
+          </w:p>
+        </w:tc>
+        <w:tc>
+          <w:tcPr>
+            <w:tcW w:type="dxa" w:w="5184"/>
+          </w:tcPr>
+          <w:p>
+            <w:r/>
+            <w:r>
+              <w:t>ISO/IEC 25010, five of its eight characteristics.</w:t>
+            </w:r>
+          </w:p>
+        </w:tc>
+      </w:tr>
+      <w:tr>
+        <w:tc>
+          <w:tcPr>
+            <w:tcW w:type="dxa" w:w="3744"/>
+          </w:tcPr>
+          <w:p>
+            <w:r/>
+            <w:r>
+              <w:t>Which three did you exclude, and why?</w:t>
+            </w:r>
+          </w:p>
+        </w:tc>
+        <w:tc>
+          <w:tcPr>
+            <w:tcW w:type="dxa" w:w="5184"/>
+          </w:tcPr>
+          <w:p>
+            <w:r/>
+            <w:r>
+              <w:t>Performance efficiency (shared hosting), compatibility (no external system), portability (web app, no install).</w:t>
+            </w:r>
+          </w:p>
+        </w:tc>
+      </w:tr>
+      <w:tr>
+        <w:tc>
+          <w:tcPr>
+            <w:tcW w:type="dxa" w:w="3744"/>
+          </w:tcPr>
+          <w:p>
+            <w:r/>
+            <w:r>
+              <w:t>Job seeker overall rating?</w:t>
+            </w:r>
+          </w:p>
+        </w:tc>
+        <w:tc>
+          <w:tcPr>
+            <w:tcW w:type="dxa" w:w="5184"/>
+          </w:tcPr>
+          <w:p>
+            <w:r/>
+            <w:r>
+              <w:t>4.28 — Good.</w:t>
+            </w:r>
+          </w:p>
+        </w:tc>
+      </w:tr>
+      <w:tr>
+        <w:tc>
+          <w:tcPr>
+            <w:tcW w:type="dxa" w:w="3744"/>
+          </w:tcPr>
+          <w:p>
+            <w:r/>
+            <w:r>
+              <w:t>HR overall rating?</w:t>
+            </w:r>
+          </w:p>
+        </w:tc>
+        <w:tc>
+          <w:tcPr>
+            <w:tcW w:type="dxa" w:w="5184"/>
+          </w:tcPr>
+          <w:p>
+            <w:r/>
+            <w:r>
+              <w:t>4.22 — Good.</w:t>
+            </w:r>
+          </w:p>
+        </w:tc>
+      </w:tr>
+      <w:tr>
+        <w:tc>
+          <w:tcPr>
+            <w:tcW w:type="dxa" w:w="3744"/>
+          </w:tcPr>
+          <w:p>
+            <w:r/>
+            <w:r>
+              <w:t>IT expert overall rating?</w:t>
+            </w:r>
+          </w:p>
+        </w:tc>
+        <w:tc>
+          <w:tcPr>
+            <w:tcW w:type="dxa" w:w="5184"/>
+          </w:tcPr>
+          <w:p>
+            <w:r/>
+            <w:r>
+              <w:t>4.80 — Excellent.</w:t>
+            </w:r>
+          </w:p>
+        </w:tc>
+      </w:tr>
+      <w:tr>
+        <w:tc>
+          <w:tcPr>
+            <w:tcW w:type="dxa" w:w="3744"/>
+          </w:tcPr>
+          <w:p>
+            <w:r/>
+            <w:r>
+              <w:t>SUS score?</w:t>
+            </w:r>
+          </w:p>
+        </w:tc>
+        <w:tc>
+          <w:tcPr>
+            <w:tcW w:type="dxa" w:w="5184"/>
+          </w:tcPr>
+          <w:p>
+            <w:r/>
+            <w:r>
+              <w:t>74.7, above both 68 and 70.14.</w:t>
+            </w:r>
+          </w:p>
+        </w:tc>
+      </w:tr>
+      <w:tr>
+        <w:tc>
+          <w:tcPr>
+            <w:tcW w:type="dxa" w:w="3744"/>
+          </w:tcPr>
+          <w:p>
+            <w:r/>
+            <w:r>
+              <w:t>Biggest improvement measured?</w:t>
+            </w:r>
+          </w:p>
+        </w:tc>
+        <w:tc>
+          <w:tcPr>
+            <w:tcW w:type="dxa" w:w="5184"/>
+          </w:tcPr>
+          <w:p>
+            <w:r/>
+            <w:r>
+              <w:t>Screening awareness, 3.93 to 2.65, large effect, p &lt; .001.</w:t>
+            </w:r>
+          </w:p>
+        </w:tc>
+      </w:tr>
+      <w:tr>
+        <w:tc>
+          <w:tcPr>
+            <w:tcW w:type="dxa" w:w="3744"/>
+          </w:tcPr>
+          <w:p>
+            <w:r/>
+            <w:r>
+              <w:t>Weakest supported claim?</w:t>
+            </w:r>
+          </w:p>
+        </w:tc>
+        <w:tc>
+          <w:tcPr>
+            <w:tcW w:type="dxa" w:w="5184"/>
+          </w:tcPr>
+          <w:p>
+            <w:r/>
+            <w:r>
+              <w:t>That the system saves screening time.</w:t>
+            </w:r>
+          </w:p>
+        </w:tc>
+      </w:tr>
+      <w:tr>
+        <w:tc>
+          <w:tcPr>
+            <w:tcW w:type="dxa" w:w="3744"/>
+          </w:tcPr>
+          <w:p>
+            <w:r/>
+            <w:r>
+              <w:t>What does the AI do?</w:t>
+            </w:r>
+          </w:p>
+        </w:tc>
+        <w:tc>
+          <w:tcPr>
+            <w:tcW w:type="dxa" w:w="5184"/>
+          </w:tcPr>
+          <w:p>
+            <w:r/>
+            <w:r>
+              <w:t>Reads an uploaded file into fields. It never scores, ranks or recommends.</w:t>
+            </w:r>
+          </w:p>
+        </w:tc>
+      </w:tr>
+      <w:tr>
+        <w:tc>
+          <w:tcPr>
+            <w:tcW w:type="dxa" w:w="3744"/>
+          </w:tcPr>
+          <w:p>
+            <w:r/>
+            <w:r>
+              <w:t>Does the system reject anyone?</w:t>
+            </w:r>
+          </w:p>
+        </w:tc>
+        <w:tc>
+          <w:tcPr>
+            <w:tcW w:type="dxa" w:w="5184"/>
+          </w:tcPr>
+          <w:p>
+            <w:r/>
+            <w:r>
+              <w:t>Never. A named person makes every decision.</w:t>
+            </w:r>
+          </w:p>
+        </w:tc>
+      </w:tr>
+      <w:tr>
+        <w:tc>
+          <w:tcPr>
+            <w:tcW w:type="dxa" w:w="3744"/>
+          </w:tcPr>
+          <w:p>
+            <w:r/>
+            <w:r>
+              <w:t>Who is your adviser?</w:t>
+            </w:r>
+          </w:p>
+        </w:tc>
+        <w:tc>
+          <w:tcPr>
+            <w:tcW w:type="dxa" w:w="5184"/>
+          </w:tcPr>
+          <w:p>
+            <w:r/>
+            <w:r>
+              <w:t>Jeanky S. Mendez, DIT.</w:t>
+            </w:r>
+          </w:p>
+        </w:tc>
+      </w:tr>
+      <w:tr>
+        <w:tc>
+          <w:tcPr>
+            <w:tcW w:type="dxa" w:w="3744"/>
+          </w:tcPr>
+          <w:p>
+            <w:r/>
+            <w:r>
+              <w:t>Who is your Dean?</w:t>
+            </w:r>
+          </w:p>
+        </w:tc>
+        <w:tc>
+          <w:tcPr>
+            <w:tcW w:type="dxa" w:w="5184"/>
+          </w:tcPr>
+          <w:p>
+            <w:r/>
+            <w:r>
+              <w:t>Marlon I. Tayag, DIT. Program Chairperson is Chris Almocera, DIT.</w:t>
+            </w:r>
+          </w:p>
+        </w:tc>
+      </w:tr>
+    </w:tbl>
+    <w:p/>
     <w:p>
       <w:pPr>
-        <w:spacing w:before="200"/>
+        <w:pStyle w:val="Heading1"/>
       </w:pPr>
       <w:r>
-        <w:rPr>
-          <w:b/>
-          <w:color w:val="16305C"/>
-          <w:sz w:val="23"/>
-        </w:rPr>
-        <w:t>Q: What makes your system different from existing resume builders?</w:t>
+        <w:t>9. Questions You Should Hope They Ask</w:t>
       </w:r>
     </w:p>
     <w:p>
@@ -2585,561 +2724,96 @@
           <w:i w:val="0"/>
           <w:sz w:val="22"/>
         </w:rPr>
-        <w:t>"Two things. It joins resume building and job matching in one free system. And it shows the applicant the SAME score the recruiter sees, with the reason. Most tools either charge for that or never show it at all."</w:t>
+        <w:t>These let you show depth. If the panel gives you an opening near any of them, take it.</w:t>
       </w:r>
     </w:p>
     <w:p>
       <w:pPr>
-        <w:spacing w:before="200"/>
+        <w:pStyle w:val="ListBullet"/>
+        <w:spacing w:after="60"/>
       </w:pPr>
       <w:r>
-        <w:rPr>
-          <w:b/>
-          <w:color w:val="16305C"/>
-          <w:sz w:val="23"/>
-        </w:rPr>
-        <w:t>Q: What is the weakest part of your system?</w:t>
+        <w:t>Why does the applicant see how MANY skills are missing but not WHICH ones? — Because naming them turns an explanation into an instruction, and hands over the exact wording to copy.</w:t>
       </w:r>
     </w:p>
     <w:p>
+      <w:pPr>
+        <w:pStyle w:val="ListBullet"/>
+        <w:spacing w:after="60"/>
+      </w:pPr>
       <w:r>
-        <w:rPr>
-          <w:b w:val="0"/>
-          <w:i w:val="0"/>
-          <w:sz w:val="22"/>
-        </w:rPr>
-        <w:t>"The skill vocabulary. It carries synonyms for 81.7 percent of our skill terms. For the rest, an applicant has to write the skill exactly as the posting does, so someone whose wording differs gets less credit than their qualifications warrant. We measured that number and we publish it."</w:t>
+        <w:t>Why is the score frozen at the moment of application? — So a resume edited afterwards cannot silently reorder a shortlist a recruiter has already worked through. We still compute the current score, but only to show them what changed and by how much.</w:t>
       </w:r>
     </w:p>
     <w:p>
       <w:pPr>
-        <w:spacing w:before="200"/>
+        <w:pStyle w:val="ListBullet"/>
+        <w:spacing w:after="60"/>
       </w:pPr>
       <w:r>
-        <w:rPr>
-          <w:b/>
-          <w:color w:val="16305C"/>
-          <w:sz w:val="23"/>
-        </w:rPr>
-        <w:t>Q: What is the weakest part of your study?</w:t>
+        <w:t>Why is the reason-for-rejection list closed and optional? — Closed so outcomes can be counted rather than read. Optional because a recruiter forced to choose one before proceeding would select the first available value.</w:t>
       </w:r>
     </w:p>
     <w:p>
+      <w:pPr>
+        <w:pStyle w:val="ListBullet"/>
+        <w:spacing w:after="60"/>
+      </w:pPr>
       <w:r>
-        <w:rPr>
-          <w:b w:val="0"/>
-          <w:i w:val="0"/>
-          <w:sz w:val="22"/>
-        </w:rPr>
-        <w:t>"That we built the system and we also evaluate it. We put four measures in place against it, and they limit it, but they cannot remove it. We state that in the limitations."</w:t>
+        <w:t>Why did you switch from MySQL to PostgreSQL? — CHECK constraints enforce the permitted statuses at the database level, migrations apply transactionally so a failure cannot leave the database half-updated, and Supabase offers it on a managed free tier.</w:t>
       </w:r>
     </w:p>
     <w:p>
       <w:pPr>
-        <w:spacing w:before="200"/>
+        <w:pStyle w:val="ListBullet"/>
+        <w:spacing w:after="60"/>
       </w:pPr>
       <w:r>
-        <w:rPr>
-          <w:b/>
-          <w:color w:val="16305C"/>
-          <w:sz w:val="23"/>
-        </w:rPr>
-        <w:t>Q: What would you change?</w:t>
+        <w:t>Why is "Salesforce" not folded into "CRM Software"? — Because they are related, not equivalent. The vocabulary holds genuine synonyms only. Crediting a skill nobody claimed would put an applicant in front of a recruiter on a false basis, and we would rather under-credit than over-credit.</w:t>
       </w:r>
     </w:p>
     <w:p>
+      <w:pPr>
+        <w:pStyle w:val="ListBullet"/>
+        <w:spacing w:after="60"/>
+      </w:pPr>
       <w:r>
-        <w:rPr>
-          <w:b w:val="0"/>
-          <w:i w:val="0"/>
-          <w:sz w:val="22"/>
-        </w:rPr>
-        <w:t>"We would deploy to more than one company and evaluate against a real commercial ATS, so our statements about how documents read to software could be measured rather than described. We have already widened the skill vocabulary from 25 terms to 104 across ten industries, and measured coverage rose from 72.0 to 81.7 percent."</w:t>
+        <w:t>Why are the weights stored in the database rather than the code? — So they can be retuned without redeploying, and so a recruiter can set them per opening. It is also what lets us argue that a settings change is not a change of design.</w:t>
       </w:r>
     </w:p>
     <w:p>
       <w:pPr>
-        <w:spacing w:before="200"/>
+        <w:pStyle w:val="Heading1"/>
       </w:pPr>
       <w:r>
-        <w:rPr>
-          <w:b/>
-          <w:color w:val="16305C"/>
-          <w:sz w:val="23"/>
-        </w:rPr>
-        <w:t>Q: Why did you choose this technology?</w:t>
+        <w:t>10. Three Things Never To Say</w:t>
       </w:r>
     </w:p>
     <w:p>
+      <w:pPr>
+        <w:pStyle w:val="ListNumber"/>
+        <w:spacing w:after="60"/>
+      </w:pPr>
       <w:r>
-        <w:rPr>
-          <w:b w:val="0"/>
-          <w:i w:val="0"/>
-          <w:sz w:val="22"/>
-        </w:rPr>
-        <w:t>"TypeScript on both sides so the team works in one language and mistakes are caught before the program runs. PostgreSQL because our data is highly related. And nothing off-the-shelf for the scoring, because the formula is the contribution of this study and it had to be ours and fully published."</w:t>
+        <w:t>"The evaluation is the next stage." It is finished. All five instruments were administered and reported. Say the numbers instead.</w:t>
       </w:r>
     </w:p>
     <w:p>
       <w:pPr>
-        <w:spacing w:before="200"/>
+        <w:pStyle w:val="ListNumber"/>
+        <w:spacing w:after="60"/>
       </w:pPr>
       <w:r>
-        <w:rPr>
-          <w:b/>
-          <w:color w:val="16305C"/>
-          <w:sz w:val="23"/>
-        </w:rPr>
-        <w:t>Q: Why did you choose this method?</w:t>
+        <w:t>"We used Waterfall." The manuscript says Agile, in the abstract, the keywords, the Method and Figure 2.</w:t>
       </w:r>
     </w:p>
     <w:p>
+      <w:pPr>
+        <w:pStyle w:val="ListNumber"/>
+        <w:spacing w:after="60"/>
+      </w:pPr>
       <w:r>
-        <w:rPr>
-          <w:b w:val="0"/>
-          <w:i w:val="0"/>
-          <w:sz w:val="22"/>
-        </w:rPr>
-        <w:t>"Waterfall, because our evaluation is a research instrument. It needs a finished system and the same system for every respondent. An iterative model would mean respondents rated different systems."</w:t>
-      </w:r>
-    </w:p>
-    <w:p>
-      <w:pPr>
-        <w:spacing w:before="200"/>
-      </w:pPr>
-      <w:r>
-        <w:rPr>
-          <w:b/>
-          <w:color w:val="16305C"/>
-          <w:sz w:val="23"/>
-        </w:rPr>
-        <w:t>Q: What happens if the system fails?</w:t>
-      </w:r>
-    </w:p>
-    <w:p>
-      <w:r>
-        <w:rPr>
-          <w:b w:val="0"/>
-          <w:i w:val="0"/>
-          <w:sz w:val="22"/>
-        </w:rPr>
-        <w:t>"It fails safely. The server refuses to start if a database migration fails, rather than run on a half-built schema. It refuses to start in production with a development secret or debug mode on. If email is not configured the flows still work. If a resume cannot be read we say so rather than invent fields. And if an interview time is invalid the message still sends, just without the calendar attachment."</w:t>
-      </w:r>
-    </w:p>
-    <w:p>
-      <w:pPr>
-        <w:spacing w:before="200"/>
-      </w:pPr>
-      <w:r>
-        <w:rPr>
-          <w:b/>
-          <w:color w:val="16305C"/>
-          <w:sz w:val="23"/>
-        </w:rPr>
-        <w:t>Q: What are the biggest limitations?</w:t>
-      </w:r>
-    </w:p>
-    <w:p>
-      <w:r>
-        <w:rPr>
-          <w:b w:val="0"/>
-          <w:i w:val="0"/>
-          <w:sz w:val="22"/>
-        </w:rPr>
-        <w:t>"One company in one industry. We evaluate our own system. The HR group is about ten people. And a single 20 to 30 minute session per respondent, which supports a usability rating but not a reliability rating."</w:t>
-      </w:r>
-    </w:p>
-    <w:p>
-      <w:pPr>
-        <w:spacing w:before="200"/>
-      </w:pPr>
-      <w:r>
-        <w:rPr>
-          <w:b/>
-          <w:color w:val="16305C"/>
-          <w:sz w:val="23"/>
-        </w:rPr>
-        <w:t>Q: Did your system actually solve the problem?</w:t>
-      </w:r>
-    </w:p>
-    <w:p>
-      <w:r>
-        <w:rPr>
-          <w:b w:val="0"/>
-          <w:i w:val="0"/>
-          <w:sz w:val="22"/>
-        </w:rPr>
-        <w:t>"It addresses the problem, and we can demonstrate that. Whether users experience it as solved is what the ISO 25010 evaluation measures, and we have it: 4.28 from job seekers, 4.22 from HR personnel, 4.80 from IT experts, all in the good band or above."</w:t>
-      </w:r>
-    </w:p>
-    <w:p>
-      <w:pPr>
-        <w:spacing w:before="200"/>
-      </w:pPr>
-      <w:r>
-        <w:rPr>
-          <w:b/>
-          <w:color w:val="16305C"/>
-          <w:sz w:val="23"/>
-        </w:rPr>
-        <w:t>Q: Does your system help people get hired?</w:t>
-      </w:r>
-    </w:p>
-    <w:p>
-      <w:r>
-        <w:rPr>
-          <w:b w:val="0"/>
-          <w:i w:val="0"/>
-          <w:sz w:val="22"/>
-        </w:rPr>
-        <w:t>"We make no such claim and our design cannot support one. We evaluate the quality of the system, not employment outcomes. That is stated in our limitations."</w:t>
-      </w:r>
-    </w:p>
-    <w:p>
-      <w:pPr>
-        <w:spacing w:before="200"/>
-      </w:pPr>
-      <w:r>
-        <w:rPr>
-          <w:b/>
-          <w:color w:val="16305C"/>
-          <w:sz w:val="23"/>
-        </w:rPr>
-        <w:t>Q: Your survey has 103 responses but only 46 count. Is that not a failure?</w:t>
-      </w:r>
-    </w:p>
-    <w:p>
-      <w:r>
-        <w:rPr>
-          <w:b w:val="0"/>
-          <w:i w:val="0"/>
-          <w:sz w:val="22"/>
-        </w:rPr>
-        <w:t>"No, it is the dataset describing itself. 57 respondents said they are employed and not looking, so they are outside the population we define. We report the 46 and show the 103 beside it. The 57 answered every rated item more mildly, so pooling them would have made our findings look weaker, not stronger. That is the direction of error worth stating, because it runs against our own interest."</w:t>
-      </w:r>
-    </w:p>
-    <w:p>
-      <w:pPr>
-        <w:spacing w:before="200"/>
-      </w:pPr>
-      <w:r>
-        <w:rPr>
-          <w:b/>
-          <w:color w:val="16305C"/>
-          <w:sz w:val="23"/>
-        </w:rPr>
-        <w:t>Q: If a recruiter can change the weights, can they not rig the ranking?</w:t>
-      </w:r>
-    </w:p>
-    <w:p>
-      <w:r>
-        <w:rPr>
-          <w:b w:val="0"/>
-          <w:i w:val="0"/>
-          <w:sz w:val="22"/>
-        </w:rPr>
-        <w:t>"They set the weights for their own opening before applicants apply, not after, and each of the three must be at least 10 percent so none can be switched off. Every applicant is shown the weighting the opening used. It is a statement of what the job needs, made in the open."</w:t>
-      </w:r>
-    </w:p>
-    <w:p>
-      <w:pPr>
-        <w:spacing w:before="200"/>
-      </w:pPr>
-      <w:r>
-        <w:rPr>
-          <w:b/>
-          <w:color w:val="16305C"/>
-          <w:sz w:val="23"/>
-        </w:rPr>
-        <w:t>Q: What did you personally contribute?</w:t>
-      </w:r>
-    </w:p>
-    <w:p>
-      <w:r>
-        <w:rPr>
-          <w:b/>
-          <w:color w:val="C1272D"/>
-        </w:rPr>
-        <w:t>INFORMATION NEEDED — write your own answer. Name the specific pages, features or chapters you did. Do not read a generic answer here; the panel can tell.</w:t>
-      </w:r>
-    </w:p>
-    <w:p>
-      <w:pPr>
-        <w:spacing w:before="200"/>
-      </w:pPr>
-      <w:r>
-        <w:rPr>
-          <w:b/>
-          <w:color w:val="16305C"/>
-          <w:sz w:val="23"/>
-        </w:rPr>
-        <w:t>Q: What did you learn?</w:t>
-      </w:r>
-    </w:p>
-    <w:p>
-      <w:r>
-        <w:rPr>
-          <w:b w:val="0"/>
-          <w:i w:val="0"/>
-          <w:sz w:val="22"/>
-        </w:rPr>
-        <w:t>"That transparency is a design decision, not a feature added at the end. Every important choice came back to whether the applicant could see why. We also learned to write down the reason for a decision at the time, because months later nobody remembers it."</w:t>
-      </w:r>
-    </w:p>
-    <w:p>
-      <w:r>
-        <w:br w:type="page"/>
-      </w:r>
-    </w:p>
-    <w:p>
-      <w:pPr>
-        <w:pStyle w:val="Heading1"/>
-      </w:pPr>
-      <w:r>
-        <w:t>NEW: QUESTIONS THAT FOLLOW FROM CHANGES MADE SINCE THE LAST VERSION OF THIS REVIEWER</w:t>
-      </w:r>
-    </w:p>
-    <w:p>
-      <w:pPr>
-        <w:pStyle w:val="Heading2"/>
-      </w:pPr>
-      <w:r>
-        <w:t>Q: Did you find any real bugs while finishing the evaluation?</w:t>
-      </w:r>
-    </w:p>
-    <w:p>
-      <w:pPr/>
-      <w:r>
-        <w:t>Why they ask: To see whether you actually tested the system or just wrote that you did.</w:t>
-      </w:r>
-    </w:p>
-    <w:p>
-      <w:pPr/>
-      <w:r>
-        <w:t>Short answer: Yes — the "Add to Google Calendar" link in interview invitations was broken, and we found it, fixed it, and wrote tests that prove it.</w:t>
-      </w:r>
-    </w:p>
-    <w:p>
-      <w:pPr/>
-      <w:r>
-        <w:t>Longer answer: The date-range part of the calendar link was being encoded in a way Google's calendar page does not accept, so the button opened an event with the title and location filled in but no date or time at all. We fixed the encoding and added four tests that fail against the old code and pass against the fix. Two of them check the exact shape of that parameter, which nothing had checked before — that is how it shipped broken in the first place.</w:t>
-      </w:r>
-    </w:p>
-    <w:p>
-      <w:pPr>
-        <w:pStyle w:val="Heading2"/>
-      </w:pPr>
-      <w:r>
-        <w:t>Follow-up: Doesn't that undermine your claim that the system works?</w:t>
-      </w:r>
-    </w:p>
-    <w:p>
-      <w:pPr/>
-      <w:r>
-        <w:t>Your answer: "No — finding and fixing a real bug during testing is what testing is for. The concerning outcome would have been shipping it broken and not knowing. We caught it, fixed it, and it is now covered by a regression test so it cannot silently break again."</w:t>
-      </w:r>
-    </w:p>
-    <w:p>
-      <w:pPr>
-        <w:pStyle w:val="Heading2"/>
-      </w:pPr>
-      <w:r>
-        <w:t>Q: Why does your paper have five instruments now instead of six?</w:t>
-      </w:r>
-    </w:p>
-    <w:p>
-      <w:pPr/>
-      <w:r>
-        <w:t>Why they ask: To see if you're keeping the paper's own claims straight.</w:t>
-      </w:r>
-    </w:p>
-    <w:p>
-      <w:pPr/>
-      <w:r>
-        <w:t>Short answer: We planned a sixth, a ranking-agreement check, and withdrew it because we never administered it with data we were confident reporting.</w:t>
-      </w:r>
-    </w:p>
-    <w:p>
-      <w:pPr/>
-      <w:r>
-        <w:t>Longer answer: Rather than leave a research question with no data behind it, we removed the question, the instrument's description, and every reference to it from the paper — the Method section, Appendix A, the Data Analysis section, all of it. The instrument that used to be lettered F, the IT expert evaluation, was relettered to E so the five instruments read A through E with no gap.</w:t>
-      </w:r>
-    </w:p>
-    <w:p>
-      <w:pPr>
-        <w:pStyle w:val="Heading2"/>
-      </w:pPr>
-      <w:r>
-        <w:t>Follow-up: Isn't withdrawing an instrument a weakness?</w:t>
-      </w:r>
-    </w:p>
-    <w:p>
-      <w:pPr/>
-      <w:r>
-        <w:t>Your answer: "We think the opposite would be the real weakness — reporting a result from data we didn't trust. Every other instrument in the paper is real data, honestly reported with its limitations. We'd rather have five solid results than six, one of which is shaky."</w:t>
-      </w:r>
-    </w:p>
-    <w:p>
-      <w:pPr>
-        <w:pStyle w:val="Heading2"/>
-      </w:pPr>
-      <w:r>
-        <w:t>Q: Where did the extra appendices come from? Is that letter of permission real?</w:t>
-      </w:r>
-    </w:p>
-    <w:p>
-      <w:r>
-        <w:t>Your answer: "A few things that need real signatures we don't have yet — the plagiarism certificate, an editor's note, and our CVs. Those aren't something we can draft ourselves."</w:t>
-      </w:r>
-    </w:p>
-    <w:p>
-      <w:r>
-        <w:t>Follow-up: What's still missing from the appendices?</w:t>
-      </w:r>
-    </w:p>
-    <w:p>
-      <w:r>
-        <w:t>Longer answer: Appendix E is a User Manual we wrote ourselves, directly from the deployed system — it isn't a survey result, so nothing in it needed to come from respondent data. Both were added to close gaps a reviewer found: a completed capstone from this same program is expected to carry a signed permission letter and user-facing documentation, and ours didn't have either until now.</w:t>
-      </w:r>
-    </w:p>
-    <w:p>
-      <w:r>
-        <w:t>Short answer: Yes, it's real. Appendix D is the actual letter sent to and signed by Clark Outsourcing's HR department, noted by our adviser and countersigned by the Dean of the School of Computing.</w:t>
-      </w:r>
-    </w:p>
-    <w:p>
-      <w:r>
-        <w:t>Why they ask: To check the paper isn't padded with invented documents.</w:t>
-      </w:r>
-    </w:p>
-    <w:p>
-      <w:pPr>
-        <w:pStyle w:val="Heading2"/>
-      </w:pPr>
-      <w:r>
-        <w:t>Q: Your paper mentions two different SUS benchmarks, 68 and 70.14. Which one is correct?</w:t>
-      </w:r>
-    </w:p>
-    <w:p>
-      <w:r>
-        <w:t>Your answer: "It's the opposite — using only one lets us be accused of picking the convenient one. Two independent, named, dated benchmarks removes that accusation entirely."</w:t>
-      </w:r>
-    </w:p>
-    <w:p>
-      <w:r>
-        <w:t>Follow-up: Isn't using two benchmarks just covering both bases?</w:t>
-      </w:r>
-    </w:p>
-    <w:p>
-      <w:r>
-        <w:t>Longer answer: 70.14 comes from Bangor, Kortum and Miller (2008) across 2,324 administrations; 68 is the figure most commonly cited as the average score (Sauro, 2011). Our mean of 74.7 clears both. Declaring both in advance, in the Method section, is what makes this defensible — we are not choosing the friendlier number after the fact.</w:t>
-      </w:r>
-    </w:p>
-    <w:p>
-      <w:r>
-        <w:t>Short answer: Both are real, published benchmarks, and we report our score against both on purpose, so the reading doesn't depend on which one we'd rather use.</w:t>
-      </w:r>
-    </w:p>
-    <w:p>
-      <w:r>
-        <w:t>Why they ask: To check whether the benchmark was picked after seeing the result.</w:t>
-      </w:r>
-    </w:p>
-    <w:p>
-      <w:pPr>
-        <w:pStyle w:val="Heading2"/>
-      </w:pPr>
-      <w:r>
-        <w:t>Q: Your IT expert panel is only three people. Why does Cronbach's alpha for that group look shaky?</w:t>
-      </w:r>
-    </w:p>
-    <w:p>
-      <w:r>
-        <w:t>Your answer: "Because leaving it out after promising to report it would be a bigger problem than reporting a number with an honest caveat attached. The alternative — silence — is what a strict panel actually penalises."</w:t>
-      </w:r>
-    </w:p>
-    <w:p>
-      <w:r>
-        <w:t>Follow-up: So why report it at all if you know it's unreliable?</w:t>
-      </w:r>
-    </w:p>
-    <w:p>
-      <w:r>
-        <w:t>Longer answer: We computed it anyway, from the real response data, because our Method section commits to reporting internal consistency for every instrument rather than only the ones that look good. The two lowest figures — functional suitability and usability — each trace to one specific item that a single expert rated differently from the other two, and we name which items in the text. We did not average this away or drop the low scores; we explained the mechanics.</w:t>
-      </w:r>
-    </w:p>
-    <w:p>
-      <w:r>
-        <w:t>Short answer: Because it is shaky, and we say so in the paper rather than hiding it. With three respondents, several items got the identical rating from all three, which leaves no variance to compute a correlation from — alpha at that sample size is not a stable statistic.</w:t>
-      </w:r>
-    </w:p>
-    <w:p>
-      <w:r>
-        <w:t>Why they ask: To see if you understand the statistic you reported, or just copied a number.</w:t>
-      </w:r>
-    </w:p>
-    <w:p>
-      <w:pPr>
-        <w:pStyle w:val="Heading1"/>
-      </w:pPr>
-      <w:r>
-        <w:t>IF YOU DO NOT KNOW THE ANSWER</w:t>
-      </w:r>
-    </w:p>
-    <w:p>
-      <w:r>
-        <w:rPr>
-          <w:b/>
-          <w:i w:val="0"/>
-          <w:sz w:val="22"/>
-        </w:rPr>
-        <w:t>Say one of these. Never invent a number.</w:t>
-      </w:r>
-    </w:p>
-    <w:p>
-      <w:pPr>
-        <w:pStyle w:val="ListBullet"/>
-        <w:spacing w:after="60"/>
-      </w:pPr>
-      <w:r>
-        <w:t>"I do not have that figure in front of me, but it is recorded in our data and I can give it to you."</w:t>
-      </w:r>
-    </w:p>
-    <w:p>
-      <w:pPr>
-        <w:pStyle w:val="ListBullet"/>
-        <w:spacing w:after="60"/>
-      </w:pPr>
-      <w:r>
-        <w:t>"We have not measured that, so I would not want to guess."</w:t>
-      </w:r>
-    </w:p>
-    <w:p>
-      <w:pPr>
-        <w:pStyle w:val="ListBullet"/>
-        <w:spacing w:after="60"/>
-      </w:pPr>
-      <w:r>
-        <w:t>"That is outside the scope we set, and here is why we set it there."</w:t>
-      </w:r>
-    </w:p>
-    <w:p>
-      <w:pPr>
-        <w:pStyle w:val="ListBullet"/>
-        <w:spacing w:after="60"/>
-      </w:pPr>
-      <w:r>
-        <w:t>"You are right, and that is recorded in our limitations."</w:t>
-      </w:r>
-    </w:p>
-    <w:p>
-      <w:r>
-        <w:rPr>
-          <w:b w:val="0"/>
-          <w:i/>
-          <w:sz w:val="22"/>
-        </w:rPr>
-        <w:t>Admitting a limit you already wrote down looks like control. Guessing a number looks like the opposite.</w:t>
+        <w:t>"Our system is an ATS." It is ATS-INSPIRED. A real ATS rejects people. Ours never does, and that distinction is the centre of the whole study.</w:t>
       </w:r>
     </w:p>
     <w:sectPr>

--- a/05_Website_Angular/docs/reviewer-4/04_Defense_Questions_Reviewer.docx
+++ b/05_Website_Angular/docs/reviewer-4/04_Defense_Questions_Reviewer.docx
@@ -354,7 +354,7 @@
         <w:t xml:space="preserve">Short answer: </w:t>
       </w:r>
       <w:r>
-        <w:t>Lead with the self-evaluation bias. Volunteer it before they raise it.</w:t>
+        <w:t>Lead with the independence limitation, but state it precisely — none of you rated the system.</w:t>
       </w:r>
     </w:p>
     <w:p>
@@ -369,7 +369,7 @@
         <w:t xml:space="preserve">Longer answer: </w:t>
       </w:r>
       <w:r>
-        <w:t>"The biggest one is that we built the system and we are also the ones evaluating it. We put four measures in place against it — responses are confidential, no researcher was present while anyone answered, the invitation says explicitly that critical ratings are as useful as favourable ones, and the interpretation scale was published before we collected any data. Those limit the bias. They do not remove it, and we say so. After that: one company in one industry, an HR group of about ten which is a census rather than a sample, and a single session of twenty to thirty minutes per respondent, which is enough to judge usability but not reliability over time."</w:t>
+        <w:t>"The biggest one is that the study is not independent of us. I want to be exact about that: none of us rated the system. Every rating came from an external respondent — 46 job seekers, 11 HR personnel and 3 IT experts. What we concede is that we wrote the instruments and recruited them, and they knew whose system they were rating. We put four measures in place against it — responses are confidential, no researcher was present while anyone answered, the invitation says explicitly that critical ratings are as useful as favourable ones, and the interpretation scale was published before we collected any data. Those limit the bias. They do not remove it, and we say so. After that: one company in one industry, an HR group of about ten which is a census rather than a sample, and a single session of twenty to thirty minutes per respondent, which is enough to judge usability but not reliability over time."</w:t>
       </w:r>
     </w:p>
     <w:p>
@@ -1608,7 +1608,7 @@
         <w:t xml:space="preserve">Why they ask: </w:t>
       </w:r>
       <w:r>
-        <w:t>The hardest fair question in the defence. Never get defensive.</w:t>
+        <w:t>The hardest fair question in the defence. Never get defensive — but do not concede more than is true. The premise contains an error worth correcting politely: you did not rate the system. Outsiders did.</w:t>
       </w:r>
     </w:p>
     <w:p>
@@ -1623,7 +1623,7 @@
         <w:t xml:space="preserve">Short answer: </w:t>
       </w:r>
       <w:r>
-        <w:t>You should discount them somewhat, and here are the four things we did to limit it.</w:t>
+        <w:t>None of us rated it — every rating came from an external respondent. What we concede is that we wrote the instruments and recruited them.</w:t>
       </w:r>
     </w:p>
     <w:p>
@@ -1638,7 +1638,7 @@
         <w:t xml:space="preserve">Longer answer: </w:t>
       </w:r>
       <w:r>
-        <w:t>"You should treat them with some caution, and we say so in the paper rather than waiting to be asked. Four measures exist specifically against it. Responses are confidential and never reported in identifiable form. No researcher was present while any respondent answered — they completed the tasks themselves and then answered alone. The invitation states explicitly that critical and negative accounts are as useful to the study as favourable ones. And the interpretation scale was published before we collected any data, so we could not choose the bands to suit the result. Those limit the effect. They do not eliminate it, and the residual is recorded under Limitations. The one figure I would point to as partial evidence the measures worked: neither user group reached the excellent band on any characteristic."</w:t>
+        <w:t>"I would gently separate two things. None of us rated the system: every rating came from an external respondent — 46 job seekers, 11 HR personnel of Clark Outsourcing, and 3 IT experts, none of them members of the research team. What we do concede is that the STUDY is not independent of us. We wrote the instruments, we recruited the respondents, and they knew whose system they were rating — which is a documented source of favourable response. Four measures exist specifically against it. Responses are confidential and never reported in identifiable form. No researcher was present while any respondent answered — they completed the tasks themselves and then answered alone. The invitation states explicitly that critical and negative accounts are as useful to the study as favourable ones. And the interpretation scale was published before we collected any data, so we could not choose the bands to suit the result. Those limit the effect. They do not eliminate it, and the residual is recorded under Limitations. The one figure I would point to as partial evidence the measures worked: neither user group reached the excellent band on any characteristic."</w:t>
       </w:r>
     </w:p>
     <w:p>

--- a/05_Website_Angular/docs/reviewer-4/04_Defense_Questions_Reviewer.docx
+++ b/05_Website_Angular/docs/reviewer-4/04_Defense_Questions_Reviewer.docx
@@ -557,11 +557,9 @@
           <w:b/>
           <w:color w:val="16305C"/>
         </w:rPr>
-        <w:t xml:space="preserve">Longer answer: </w:t>
+        <w:t>Longer answer: "No, and the paper states this directly. Agile governed how the system was built, not how it was evaluated. By the time the evaluation instruments were administered the system was complete and no further changes were made. Every respondent used the same finished system. Two things back that up. Correctness was established before the evaluation rather than by it — 242 automated tests running in full on every change, so defects were found by testing rather than by respondents. And the things most likely to need adjustment are configuration rather than code: the weights and thresholds are database rows. Changing a setting is not a change of design."</w:t>
       </w:r>
-      <w:r>
-        <w:t>"No, and the paper states this directly. Agile governed how the system was built, not how it was evaluated. By the time the evaluation instruments were administered the system was complete and no further changes were made. Every respondent used the same finished system. Two things back that up. Correctness was established before the evaluation rather than by it — 232 automated tests running in full on every change, so defects were found by testing rather than by respondents. And the things most likely to need adjustment are configuration rather than code: the weights and thresholds are database rows. Changing a setting is not a change of design."</w:t>
-      </w:r>
+      <w:r/>
     </w:p>
     <w:p>
       <w:pPr>
@@ -2316,10 +2314,10 @@
             <w:tcW w:type="dxa" w:w="5184"/>
           </w:tcPr>
           <w:p>
+            <w:r>
+              <w:t>242 across eleven suites, all passing.</w:t>
+            </w:r>
             <w:r/>
-            <w:r>
-              <w:t>232 across eleven suites, all passing.</w:t>
-            </w:r>
           </w:p>
         </w:tc>
       </w:tr>
@@ -2412,10 +2410,10 @@
             <w:tcW w:type="dxa" w:w="5184"/>
           </w:tcPr>
           <w:p>
+            <w:r>
+              <w:t>226 canonical, 418 vocabulary entries, 143 with a synonym — 63.3 percent.</w:t>
+            </w:r>
             <w:r/>
-            <w:r>
-              <w:t>104 canonical, 223 vocabulary entries, 85 with a synonym — 81.7 percent.</w:t>
-            </w:r>
           </w:p>
         </w:tc>
       </w:tr>
